--- a/svoyo-delo/대본/4부/02화_Poddelka.docx
+++ b/svoyo-delo/대본/4부/02화_Poddelka.docx
@@ -155,7 +155,7 @@
         <w:t xml:space="preserve"> </w:t>
       </w:r>
       <w:r>
-        <w:t xml:space="preserve">- 규칙: 지문 없음. 전 화 100% 「화자명: 대사」. 1턴 15단어 이내 + 긴 턴 10~15회(25~35단어). 문법 초점(B2): 수량 비교(в два раза меньше, выше нормы в четыре раза), 피동 단어미(не вскрыт, оплачен), 의견 표지(по мнению производителя).</w:t>
+        <w:t xml:space="preserve">- 규칙: 지문 없음. 전 화 100% 「화자명: 대사」. 1턴 20단어 이내 + 긴 턴 10~15회(30~50단어). 문법 초점(B2): 수량 비교(в два раза меньше, выше нормы в четыре раза), 피동 단어미(не вскрыт, оплачен), 의견 표지(по мнению производителя).</w:t>
       </w:r>
       <w:r>
         <w:t xml:space="preserve"> </w:t>
@@ -844,119 +844,119 @@
         <w:pStyle w:val="FirstParagraph"/>
       </w:pPr>
       <w:r>
-        <w:t xml:space="preserve">DIMA: Четыре коробки. От четырёх врачей. Каждая — с актом передачи и подписью.</w:t>
-      </w:r>
-    </w:p>
-    <w:p>
-      <w:pPr>
-        <w:pStyle w:val="BodyText"/>
-      </w:pPr>
-      <w:r>
-        <w:t xml:space="preserve">OLGA: С актом. Хорошо. Без акта это просто коробки. С актом — доказательства.</w:t>
-      </w:r>
-    </w:p>
-    <w:p>
-      <w:pPr>
-        <w:pStyle w:val="BodyText"/>
-      </w:pPr>
-      <w:r>
-        <w:t xml:space="preserve">IRINA: Кто передал?</w:t>
-      </w:r>
-    </w:p>
-    <w:p>
-      <w:pPr>
-        <w:pStyle w:val="BodyText"/>
-      </w:pPr>
-      <w:r>
-        <w:t xml:space="preserve">DIMA: Две клиники в Подмосковье, одна в Твери, одна в Калуге. Все купили у «знакомого».</w:t>
-      </w:r>
-    </w:p>
-    <w:p>
-      <w:pPr>
-        <w:pStyle w:val="BodyText"/>
-      </w:pPr>
-      <w:r>
-        <w:t xml:space="preserve">ALEKSEY: Они не испугались отдать?</w:t>
-      </w:r>
-    </w:p>
-    <w:p>
-      <w:pPr>
-        <w:pStyle w:val="BodyText"/>
-      </w:pPr>
-      <w:r>
-        <w:t xml:space="preserve">DIMA: Испугались. Я сказал: мы не спрашиваем, где купили. Мы спрашиваем, что внутри.</w:t>
-      </w:r>
-    </w:p>
-    <w:p>
-      <w:pPr>
-        <w:pStyle w:val="BodyText"/>
-      </w:pPr>
-      <w:r>
-        <w:t xml:space="preserve">OLGA: Правильно. Открываем по одной. Фото, линейка, перчатки.</w:t>
-      </w:r>
-    </w:p>
-    <w:p>
-      <w:pPr>
-        <w:pStyle w:val="BodyText"/>
-      </w:pPr>
-      <w:r>
-        <w:t xml:space="preserve">KIRILL: Первая. Корейская наклейка. Лот две тысячи триста одиннадцать.</w:t>
-      </w:r>
-    </w:p>
-    <w:p>
-      <w:pPr>
-        <w:pStyle w:val="BodyText"/>
-      </w:pPr>
-      <w:r>
-        <w:t xml:space="preserve">IRINA: Как у Сафиной. Записываю: «А».</w:t>
-      </w:r>
-    </w:p>
-    <w:p>
-      <w:pPr>
-        <w:pStyle w:val="BodyText"/>
-      </w:pPr>
-      <w:r>
-        <w:t xml:space="preserve">KIRILL: Вторая. Тоже две тысячи триста одиннадцать. Без русской наклейки.</w:t>
-      </w:r>
-    </w:p>
-    <w:p>
-      <w:pPr>
-        <w:pStyle w:val="BodyText"/>
-      </w:pPr>
-      <w:r>
-        <w:t xml:space="preserve">IRINA: «Б». Тот же лот. Дальше.</w:t>
-      </w:r>
-    </w:p>
-    <w:p>
-      <w:pPr>
-        <w:pStyle w:val="BodyText"/>
-      </w:pPr>
-      <w:r>
-        <w:t xml:space="preserve">KIRILL: Третья… Подождите. Здесь русская наклейка.</w:t>
-      </w:r>
-    </w:p>
-    <w:p>
-      <w:pPr>
-        <w:pStyle w:val="BodyText"/>
-      </w:pPr>
-      <w:r>
-        <w:t xml:space="preserve">OLGA: Русская? Покажите. Ближе.</w:t>
-      </w:r>
-    </w:p>
-    <w:p>
-      <w:pPr>
-        <w:pStyle w:val="BodyText"/>
-      </w:pPr>
-      <w:r>
-        <w:t xml:space="preserve">KIRILL: Русская наклейка. Номер удостоверения. Лот две тысячи двести семь.</w:t>
-      </w:r>
-    </w:p>
-    <w:p>
-      <w:pPr>
-        <w:pStyle w:val="BodyText"/>
-      </w:pPr>
-      <w:r>
-        <w:t xml:space="preserve">OLGA: Это мой номер. Это наш лот. Как это может быть у «знакомого»?</w:t>
+        <w:t xml:space="preserve">DIMA: Вот четыре коробки от четырёх врачей, и каждая пришла с актом передачи и подписью.</w:t>
+      </w:r>
+    </w:p>
+    <w:p>
+      <w:pPr>
+        <w:pStyle w:val="BodyText"/>
+      </w:pPr>
+      <w:r>
+        <w:t xml:space="preserve">OLGA: С актом — это хорошо. Без акта это просто коробки, а с актом это уже доказательства.</w:t>
+      </w:r>
+    </w:p>
+    <w:p>
+      <w:pPr>
+        <w:pStyle w:val="BodyText"/>
+      </w:pPr>
+      <w:r>
+        <w:t xml:space="preserve">IRINA: А кто именно их передал?</w:t>
+      </w:r>
+    </w:p>
+    <w:p>
+      <w:pPr>
+        <w:pStyle w:val="BodyText"/>
+      </w:pPr>
+      <w:r>
+        <w:t xml:space="preserve">DIMA: Две клиники в Подмосковье, одна в Твери и одна в Калуге. Все купили у «знакомого».</w:t>
+      </w:r>
+    </w:p>
+    <w:p>
+      <w:pPr>
+        <w:pStyle w:val="BodyText"/>
+      </w:pPr>
+      <w:r>
+        <w:t xml:space="preserve">ALEKSEY: И они не испугались отдать нам эти коробки?</w:t>
+      </w:r>
+    </w:p>
+    <w:p>
+      <w:pPr>
+        <w:pStyle w:val="BodyText"/>
+      </w:pPr>
+      <w:r>
+        <w:t xml:space="preserve">DIMA: Испугались, конечно. Но я сказал: мы не спрашиваем, где вы купили, мы спрашиваем, что внутри.</w:t>
+      </w:r>
+    </w:p>
+    <w:p>
+      <w:pPr>
+        <w:pStyle w:val="BodyText"/>
+      </w:pPr>
+      <w:r>
+        <w:t xml:space="preserve">OLGA: Правильно. Открываем по одной, и для каждой нужны фото, линейка и перчатки.</w:t>
+      </w:r>
+    </w:p>
+    <w:p>
+      <w:pPr>
+        <w:pStyle w:val="BodyText"/>
+      </w:pPr>
+      <w:r>
+        <w:t xml:space="preserve">KIRILL: Первая коробка. Наклейка корейская, лот две тысячи триста одиннадцать.</w:t>
+      </w:r>
+    </w:p>
+    <w:p>
+      <w:pPr>
+        <w:pStyle w:val="BodyText"/>
+      </w:pPr>
+      <w:r>
+        <w:t xml:space="preserve">IRINA: Такой же, как у Сафиной. Записываю её под буквой «А».</w:t>
+      </w:r>
+    </w:p>
+    <w:p>
+      <w:pPr>
+        <w:pStyle w:val="BodyText"/>
+      </w:pPr>
+      <w:r>
+        <w:t xml:space="preserve">KIRILL: Вторая тоже из лота две тысячи триста одиннадцать, и русской наклейки на ней нет.</w:t>
+      </w:r>
+    </w:p>
+    <w:p>
+      <w:pPr>
+        <w:pStyle w:val="BodyText"/>
+      </w:pPr>
+      <w:r>
+        <w:t xml:space="preserve">IRINA: Значит, это «Б», тот же лот. Давайте дальше.</w:t>
+      </w:r>
+    </w:p>
+    <w:p>
+      <w:pPr>
+        <w:pStyle w:val="BodyText"/>
+      </w:pPr>
+      <w:r>
+        <w:t xml:space="preserve">KIRILL: Третья… Подождите, здесь почему-то стоит русская наклейка.</w:t>
+      </w:r>
+    </w:p>
+    <w:p>
+      <w:pPr>
+        <w:pStyle w:val="BodyText"/>
+      </w:pPr>
+      <w:r>
+        <w:t xml:space="preserve">OLGA: Русская? Покажите мне, пожалуйста, поднесите ближе.</w:t>
+      </w:r>
+    </w:p>
+    <w:p>
+      <w:pPr>
+        <w:pStyle w:val="BodyText"/>
+      </w:pPr>
+      <w:r>
+        <w:t xml:space="preserve">KIRILL: Да, русская наклейка, на ней номер удостоверения и лот две тысячи двести семь.</w:t>
+      </w:r>
+    </w:p>
+    <w:p>
+      <w:pPr>
+        <w:pStyle w:val="BodyText"/>
+      </w:pPr>
+      <w:r>
+        <w:t xml:space="preserve">OLGA: Это же мой номер и наш лот. Как он может оказаться у «знакомого»?</w:t>
       </w:r>
     </w:p>
     <w:bookmarkEnd w:id="21"/>
@@ -974,39 +974,39 @@
         <w:pStyle w:val="FirstParagraph"/>
       </w:pPr>
       <w:r>
-        <w:t xml:space="preserve">IRINA: Спокойно. Сначала факты. Четвёртая?</w:t>
-      </w:r>
-    </w:p>
-    <w:p>
-      <w:pPr>
-        <w:pStyle w:val="BodyText"/>
-      </w:pPr>
-      <w:r>
-        <w:t xml:space="preserve">KIRILL: Четвёртая — то же самое. Русская наклейка, лот две тысячи двести семь.</w:t>
-      </w:r>
-    </w:p>
-    <w:p>
-      <w:pPr>
-        <w:pStyle w:val="BodyText"/>
-      </w:pPr>
-      <w:r>
-        <w:t xml:space="preserve">IRINA: «В» и «Г». Наш лот. Наша наклейка. Купили не у нас.</w:t>
-      </w:r>
-    </w:p>
-    <w:p>
-      <w:pPr>
-        <w:pStyle w:val="BodyText"/>
-      </w:pPr>
-      <w:r>
-        <w:t xml:space="preserve">ALEKSEY: Может, наш клиент перепродал? Кто-то купил у нас и продал дальше?</w:t>
-      </w:r>
-    </w:p>
-    <w:p>
-      <w:pPr>
-        <w:pStyle w:val="BodyText"/>
-      </w:pPr>
-      <w:r>
-        <w:t xml:space="preserve">IRINA: Проверим. Кирилл, серийные номера. Читайте медленно.</w:t>
+        <w:t xml:space="preserve">IRINA: Спокойно, давайте сначала соберём факты. Что с четвёртой коробкой?</w:t>
+      </w:r>
+    </w:p>
+    <w:p>
+      <w:pPr>
+        <w:pStyle w:val="BodyText"/>
+      </w:pPr>
+      <w:r>
+        <w:t xml:space="preserve">KIRILL: С четвёртой то же самое: русская наклейка, лот две тысячи двести семь.</w:t>
+      </w:r>
+    </w:p>
+    <w:p>
+      <w:pPr>
+        <w:pStyle w:val="BodyText"/>
+      </w:pPr>
+      <w:r>
+        <w:t xml:space="preserve">IRINA: Это будут «В» и «Г». Наш лот и наша наклейка, но купили их не у нас.</w:t>
+      </w:r>
+    </w:p>
+    <w:p>
+      <w:pPr>
+        <w:pStyle w:val="BodyText"/>
+      </w:pPr>
+      <w:r>
+        <w:t xml:space="preserve">ALEKSEY: Может быть, наш клиент их перепродал? Кто-то купил у нас и продал дальше?</w:t>
+      </w:r>
+    </w:p>
+    <w:p>
+      <w:pPr>
+        <w:pStyle w:val="BodyText"/>
+      </w:pPr>
+      <w:r>
+        <w:t xml:space="preserve">IRINA: Сейчас проверим. Кирилл, прочитайте серийные номера, только медленно, пожалуйста.</w:t>
       </w:r>
     </w:p>
     <w:p>
@@ -1022,231 +1022,231 @@
         <w:pStyle w:val="BodyText"/>
       </w:pPr>
       <w:r>
-        <w:t xml:space="preserve">IRINA: Ищу. Семьсот пятнадцать. Нашла. Продан клинике Корниловой пятнадцатого ноября. Десять шприцев, с семьсот десятого по семьсот девятнадцатый. Счёт номер сорок два, оплачен по безналу. Всё чисто.</w:t>
-      </w:r>
-    </w:p>
-    <w:p>
-      <w:pPr>
-        <w:pStyle w:val="BodyText"/>
-      </w:pPr>
-      <w:r>
-        <w:t xml:space="preserve">OLGA: Значит, Корнилова перепродала?</w:t>
-      </w:r>
-    </w:p>
-    <w:p>
-      <w:pPr>
-        <w:pStyle w:val="BodyText"/>
-      </w:pPr>
-      <w:r>
-        <w:t xml:space="preserve">ALEKSEY: Корнилова? Никогда. Звоню. Елена Викторовна, доброе утро. Срочный вопрос.</w:t>
-      </w:r>
-    </w:p>
-    <w:p>
-      <w:pPr>
-        <w:pStyle w:val="BodyText"/>
-      </w:pPr>
-      <w:r>
-        <w:t xml:space="preserve">KORNILOVA: Алексей, у меня пациент через десять минут. Две минуты.</w:t>
-      </w:r>
-    </w:p>
-    <w:p>
-      <w:pPr>
-        <w:pStyle w:val="BodyText"/>
-      </w:pPr>
-      <w:r>
-        <w:t xml:space="preserve">ALEKSEY: У вас в клинике есть шприц номер семьсот пятнадцать? Из ноябрьской поставки?</w:t>
-      </w:r>
-    </w:p>
-    <w:p>
-      <w:pPr>
-        <w:pStyle w:val="BodyText"/>
-      </w:pPr>
-      <w:r>
-        <w:t xml:space="preserve">KORNILOVA: Сейчас спрошу медсестру. Она ведёт журнал. Номер к номеру, как вы учили.</w:t>
-      </w:r>
-    </w:p>
-    <w:p>
-      <w:pPr>
-        <w:pStyle w:val="BodyText"/>
-      </w:pPr>
-      <w:r>
-        <w:t xml:space="preserve">OLGA: Если он у неё — значит, их два.</w:t>
-      </w:r>
-    </w:p>
-    <w:p>
-      <w:pPr>
-        <w:pStyle w:val="BodyText"/>
-      </w:pPr>
-      <w:r>
-        <w:t xml:space="preserve">KORNILOVA: Есть. Семьсот пятнадцать. Лежит в шкафу, не вскрыт. Медсестра держит его в руке.</w:t>
-      </w:r>
-    </w:p>
-    <w:p>
-      <w:pPr>
-        <w:pStyle w:val="BodyText"/>
-      </w:pPr>
-      <w:r>
-        <w:t xml:space="preserve">IRINA: Елена Викторовна, попросите её не трогать. И сфотографировать. С номером.</w:t>
-      </w:r>
-    </w:p>
-    <w:p>
-      <w:pPr>
-        <w:pStyle w:val="BodyText"/>
-      </w:pPr>
-      <w:r>
-        <w:t xml:space="preserve">KORNILOVA: Сделает. Что случилось, Алексей? Голос у вас плохой.</w:t>
-      </w:r>
-    </w:p>
-    <w:p>
-      <w:pPr>
-        <w:pStyle w:val="BodyText"/>
-      </w:pPr>
-      <w:r>
-        <w:t xml:space="preserve">ALEKSEY: Шприц с вашим номером нашёлся в Калуге. У другого врача. В чужой коробке.</w:t>
-      </w:r>
-    </w:p>
-    <w:p>
-      <w:pPr>
-        <w:pStyle w:val="BodyText"/>
-      </w:pPr>
-      <w:r>
-        <w:t xml:space="preserve">KORNILOVA: Один номер — два шприца. Один из них — ложь. Я знаю, какой мой.</w:t>
-      </w:r>
-    </w:p>
-    <w:p>
-      <w:pPr>
-        <w:pStyle w:val="BodyText"/>
-      </w:pPr>
-      <w:r>
-        <w:t xml:space="preserve">ALEKSEY: Спасибо. Я перезвоню вечером. Это важно.</w:t>
-      </w:r>
-    </w:p>
-    <w:p>
-      <w:pPr>
-        <w:pStyle w:val="BodyText"/>
-      </w:pPr>
-      <w:r>
-        <w:t xml:space="preserve">KORNILOVA: Перезвоните. Мой не трогайте. Это теперь улика, а не филлер.</w:t>
-      </w:r>
-    </w:p>
-    <w:p>
-      <w:pPr>
-        <w:pStyle w:val="BodyText"/>
-      </w:pPr>
-      <w:r>
-        <w:t xml:space="preserve">IRINA: Остальные девять номеров из «В». Читайте, Кирилл.</w:t>
-      </w:r>
-    </w:p>
-    <w:p>
-      <w:pPr>
-        <w:pStyle w:val="BodyText"/>
-      </w:pPr>
-      <w:r>
-        <w:t xml:space="preserve">KIRILL: Семьсот шестнадцать, семнадцать, восемнадцать… Все из той же ноябрьской десятки.</w:t>
-      </w:r>
-    </w:p>
-    <w:p>
-      <w:pPr>
-        <w:pStyle w:val="BodyText"/>
-      </w:pPr>
-      <w:r>
-        <w:t xml:space="preserve">IRINA: Все десять — копия поставки Корниловой. Кто-то видел её коробку. Или держал в руках вкладыш с номерами. Подделали не шприц — подделали целую поставку, номер к номеру.</w:t>
-      </w:r>
-    </w:p>
-    <w:p>
-      <w:pPr>
-        <w:pStyle w:val="BodyText"/>
-      </w:pPr>
-      <w:r>
-        <w:t xml:space="preserve">DIMA: Пустые коробки клиники выбрасывают. На мусорку. С номерами на вкладыше.</w:t>
-      </w:r>
-    </w:p>
-    <w:p>
-      <w:pPr>
-        <w:pStyle w:val="BodyText"/>
-      </w:pPr>
-      <w:r>
-        <w:t xml:space="preserve">OLGA: Мусорка. Двадцать лет я думала, что подделывают по документам. А подделывают по мусору. Пустая коробка у мусорного бака стоит для них дороже, чем наше удостоверение.</w:t>
-      </w:r>
-    </w:p>
-    <w:p>
-      <w:pPr>
-        <w:pStyle w:val="BodyText"/>
-      </w:pPr>
-      <w:r>
-        <w:t xml:space="preserve">ALEKSEY: Значит, «В» и «Г» — не наши. Хотя на них наше всё. Наклейка, номер, лот.</w:t>
-      </w:r>
-    </w:p>
-    <w:p>
-      <w:pPr>
-        <w:pStyle w:val="BodyText"/>
-      </w:pPr>
-      <w:r>
-        <w:t xml:space="preserve">IRINA: А «А» и «Б»? Лот две тысячи триста одиннадцать. Он настоящий, Доюн подтвердил.</w:t>
-      </w:r>
-    </w:p>
-    <w:p>
-      <w:pPr>
-        <w:pStyle w:val="BodyText"/>
-      </w:pPr>
-      <w:r>
-        <w:t xml:space="preserve">OLGA: Номер настоящий. Но настоящий номер ещё не значит настоящий шприц. Это мы только что узнали.</w:t>
-      </w:r>
-    </w:p>
-    <w:p>
-      <w:pPr>
-        <w:pStyle w:val="BodyText"/>
-      </w:pPr>
-      <w:r>
-        <w:t xml:space="preserve">KIRILL: Можно вопрос? Наша линия проверяет номер. Врач звонит, называет номер, мы говорим «есть». Так?</w:t>
-      </w:r>
-    </w:p>
-    <w:p>
-      <w:pPr>
-        <w:pStyle w:val="BodyText"/>
-      </w:pPr>
-      <w:r>
-        <w:t xml:space="preserve">DIMA: Так. Пятьдесят восемь врачей проверили так в праздники.</w:t>
-      </w:r>
-    </w:p>
-    <w:p>
-      <w:pPr>
-        <w:pStyle w:val="BodyText"/>
-      </w:pPr>
-      <w:r>
-        <w:t xml:space="preserve">KIRILL: Тогда эта коробка проверку проходит. Номер есть. Номер наш.</w:t>
-      </w:r>
-    </w:p>
-    <w:p>
-      <w:pPr>
-        <w:pStyle w:val="BodyText"/>
-      </w:pPr>
-      <w:r>
-        <w:t xml:space="preserve">IRINA: Кирилл прав. Наша проверка говорит «есть». А должна говорить «где». И «сколько раз».</w:t>
-      </w:r>
-    </w:p>
-    <w:p>
-      <w:pPr>
-        <w:pStyle w:val="BodyText"/>
-      </w:pPr>
-      <w:r>
-        <w:t xml:space="preserve">ALEKSEY: Если один номер спросят дважды из разных городов — это сигнал.</w:t>
-      </w:r>
-    </w:p>
-    <w:p>
-      <w:pPr>
-        <w:pStyle w:val="BodyText"/>
-      </w:pPr>
-      <w:r>
-        <w:t xml:space="preserve">IRINA: Это сигнал. Но наша база — таблица. Таблица не видит, кто спросил и откуда. Чтобы видеть, нужна система: каждый звонок, каждый номер, каждый город. Это нужно строить.</w:t>
-      </w:r>
-    </w:p>
-    <w:p>
-      <w:pPr>
-        <w:pStyle w:val="BodyText"/>
-      </w:pPr>
-      <w:r>
-        <w:t xml:space="preserve">OLGA: Строить — потом. Сейчас — Сеул. Пусть Сохи посмотрит своими глазами.</w:t>
+        <w:t xml:space="preserve">IRINA: Ищу семьсот пятнадцать… нашла. Он продан клинике Корниловой пятнадцатого ноября. Это десять шприцев, с семьсот десятого по семьсот девятнадцатый. Счёт номер сорок два, оплачен по безналу, так что здесь всё чисто.</w:t>
+      </w:r>
+    </w:p>
+    <w:p>
+      <w:pPr>
+        <w:pStyle w:val="BodyText"/>
+      </w:pPr>
+      <w:r>
+        <w:t xml:space="preserve">OLGA: Значит, это Корнилова их перепродала?</w:t>
+      </w:r>
+    </w:p>
+    <w:p>
+      <w:pPr>
+        <w:pStyle w:val="BodyText"/>
+      </w:pPr>
+      <w:r>
+        <w:t xml:space="preserve">ALEKSEY: Корнилова? Никогда в жизни. Сейчас позвоню. Елена Викторовна, доброе утро, у меня срочный вопрос.</w:t>
+      </w:r>
+    </w:p>
+    <w:p>
+      <w:pPr>
+        <w:pStyle w:val="BodyText"/>
+      </w:pPr>
+      <w:r>
+        <w:t xml:space="preserve">KORNILOVA: Алексей, у меня пациент через десять минут, поэтому у вас две минуты.</w:t>
+      </w:r>
+    </w:p>
+    <w:p>
+      <w:pPr>
+        <w:pStyle w:val="BodyText"/>
+      </w:pPr>
+      <w:r>
+        <w:t xml:space="preserve">ALEKSEY: Скажите, у вас в клинике есть шприц номер семьсот пятнадцать из ноябрьской поставки?</w:t>
+      </w:r>
+    </w:p>
+    <w:p>
+      <w:pPr>
+        <w:pStyle w:val="BodyText"/>
+      </w:pPr>
+      <w:r>
+        <w:t xml:space="preserve">KORNILOVA: Сейчас спрошу медсестру, потому что она ведёт журнал. Номер к номеру, как вы учили.</w:t>
+      </w:r>
+    </w:p>
+    <w:p>
+      <w:pPr>
+        <w:pStyle w:val="BodyText"/>
+      </w:pPr>
+      <w:r>
+        <w:t xml:space="preserve">OLGA: Если он лежит у неё, значит, таких шприцев два.</w:t>
+      </w:r>
+    </w:p>
+    <w:p>
+      <w:pPr>
+        <w:pStyle w:val="BodyText"/>
+      </w:pPr>
+      <w:r>
+        <w:t xml:space="preserve">KORNILOVA: Есть, семьсот пятнадцать. Лежит в шкафу, не вскрыт, медсестра сейчас держит его в руке.</w:t>
+      </w:r>
+    </w:p>
+    <w:p>
+      <w:pPr>
+        <w:pStyle w:val="BodyText"/>
+      </w:pPr>
+      <w:r>
+        <w:t xml:space="preserve">IRINA: Елена Викторовна, попросите её больше его не трогать и сфотографировать так, чтобы был виден номер.</w:t>
+      </w:r>
+    </w:p>
+    <w:p>
+      <w:pPr>
+        <w:pStyle w:val="BodyText"/>
+      </w:pPr>
+      <w:r>
+        <w:t xml:space="preserve">KORNILOVA: Сделает. А что случилось, Алексей? У вас очень плохой голос.</w:t>
+      </w:r>
+    </w:p>
+    <w:p>
+      <w:pPr>
+        <w:pStyle w:val="BodyText"/>
+      </w:pPr>
+      <w:r>
+        <w:t xml:space="preserve">ALEKSEY: Шприц с вашим номером нашёлся в Калуге, у другого врача, в чужой коробке.</w:t>
+      </w:r>
+    </w:p>
+    <w:p>
+      <w:pPr>
+        <w:pStyle w:val="BodyText"/>
+      </w:pPr>
+      <w:r>
+        <w:t xml:space="preserve">KORNILOVA: Один номер — два шприца. Значит, один из них ложь, и я точно знаю, какой из них мой.</w:t>
+      </w:r>
+    </w:p>
+    <w:p>
+      <w:pPr>
+        <w:pStyle w:val="BodyText"/>
+      </w:pPr>
+      <w:r>
+        <w:t xml:space="preserve">ALEKSEY: Спасибо вам. Я перезвоню вечером, потому что это очень важно.</w:t>
+      </w:r>
+    </w:p>
+    <w:p>
+      <w:pPr>
+        <w:pStyle w:val="BodyText"/>
+      </w:pPr>
+      <w:r>
+        <w:t xml:space="preserve">KORNILOVA: Перезвоните. А мой шприц не трогайте. Это теперь улика, а не филлер.</w:t>
+      </w:r>
+    </w:p>
+    <w:p>
+      <w:pPr>
+        <w:pStyle w:val="BodyText"/>
+      </w:pPr>
+      <w:r>
+        <w:t xml:space="preserve">IRINA: Кирилл, прочитайте, пожалуйста, остальные девять номеров из коробки «В».</w:t>
+      </w:r>
+    </w:p>
+    <w:p>
+      <w:pPr>
+        <w:pStyle w:val="BodyText"/>
+      </w:pPr>
+      <w:r>
+        <w:t xml:space="preserve">KIRILL: Семьсот шестнадцать, семнадцать, восемнадцать… Все они из той же ноябрьской десятки.</w:t>
+      </w:r>
+    </w:p>
+    <w:p>
+      <w:pPr>
+        <w:pStyle w:val="BodyText"/>
+      </w:pPr>
+      <w:r>
+        <w:t xml:space="preserve">IRINA: Все десять — это копия поставки Корниловой. Кто-то видел её коробку или держал в руках вкладыш с номерами. Подделали не один шприц, а целую поставку, номер к номеру, и сделали это очень аккуратно.</w:t>
+      </w:r>
+    </w:p>
+    <w:p>
+      <w:pPr>
+        <w:pStyle w:val="BodyText"/>
+      </w:pPr>
+      <w:r>
+        <w:t xml:space="preserve">DIMA: Клиники ведь выбрасывают пустые коробки прямо на мусорку, вместе с вкладышем, где написаны номера.</w:t>
+      </w:r>
+    </w:p>
+    <w:p>
+      <w:pPr>
+        <w:pStyle w:val="BodyText"/>
+      </w:pPr>
+      <w:r>
+        <w:t xml:space="preserve">OLGA: Мусорка… Двадцать лет я думала, что подделывают по документам, а подделывают, оказывается, по мусору. Пустая коробка у мусорного бака стоит для них дороже, чем наше удостоверение, и это очень обидно.</w:t>
+      </w:r>
+    </w:p>
+    <w:p>
+      <w:pPr>
+        <w:pStyle w:val="BodyText"/>
+      </w:pPr>
+      <w:r>
+        <w:t xml:space="preserve">ALEKSEY: Значит, «В» и «Г» не наши, хотя на них всё наше: наклейка, номер и лот.</w:t>
+      </w:r>
+    </w:p>
+    <w:p>
+      <w:pPr>
+        <w:pStyle w:val="BodyText"/>
+      </w:pPr>
+      <w:r>
+        <w:t xml:space="preserve">IRINA: А что с «А» и «Б»? Лот две тысячи триста одиннадцать настоящий, Доюн это подтвердил.</w:t>
+      </w:r>
+    </w:p>
+    <w:p>
+      <w:pPr>
+        <w:pStyle w:val="BodyText"/>
+      </w:pPr>
+      <w:r>
+        <w:t xml:space="preserve">OLGA: Номер настоящий, но настоящий номер ещё не значит настоящий шприц. Это мы только что узнали.</w:t>
+      </w:r>
+    </w:p>
+    <w:p>
+      <w:pPr>
+        <w:pStyle w:val="BodyText"/>
+      </w:pPr>
+      <w:r>
+        <w:t xml:space="preserve">KIRILL: Можно вопрос? Наша линия проверяет номер: врач звонит, называет номер, и мы говорим «есть». Так ведь?</w:t>
+      </w:r>
+    </w:p>
+    <w:p>
+      <w:pPr>
+        <w:pStyle w:val="BodyText"/>
+      </w:pPr>
+      <w:r>
+        <w:t xml:space="preserve">DIMA: Да, так. Именно так пятьдесят восемь врачей проверили свои коробки в праздники.</w:t>
+      </w:r>
+    </w:p>
+    <w:p>
+      <w:pPr>
+        <w:pStyle w:val="BodyText"/>
+      </w:pPr>
+      <w:r>
+        <w:t xml:space="preserve">KIRILL: Тогда эта коробка проверку проходит, потому что номер есть и номер наш.</w:t>
+      </w:r>
+    </w:p>
+    <w:p>
+      <w:pPr>
+        <w:pStyle w:val="BodyText"/>
+      </w:pPr>
+      <w:r>
+        <w:t xml:space="preserve">IRINA: Кирилл прав. Наша проверка говорит «есть», а должна говорить «где» и «сколько раз».</w:t>
+      </w:r>
+    </w:p>
+    <w:p>
+      <w:pPr>
+        <w:pStyle w:val="BodyText"/>
+      </w:pPr>
+      <w:r>
+        <w:t xml:space="preserve">ALEKSEY: Если один и тот же номер спросят дважды из разных городов, это уже сигнал.</w:t>
+      </w:r>
+    </w:p>
+    <w:p>
+      <w:pPr>
+        <w:pStyle w:val="BodyText"/>
+      </w:pPr>
+      <w:r>
+        <w:t xml:space="preserve">IRINA: Это сигнал, но наша база — обычная таблица, и она не видит, кто спросил и откуда. Чтобы это видеть, нужна система, которая помнит каждый звонок, каждый номер и каждый город. Такую систему ещё нужно построить.</w:t>
+      </w:r>
+    </w:p>
+    <w:p>
+      <w:pPr>
+        <w:pStyle w:val="BodyText"/>
+      </w:pPr>
+      <w:r>
+        <w:t xml:space="preserve">OLGA: Строить будем потом, а сейчас нам нужен Сеул. Пусть Сохи посмотрит на это своими глазами.</w:t>
       </w:r>
     </w:p>
     <w:bookmarkEnd w:id="22"/>
@@ -1264,239 +1264,239 @@
         <w:pStyle w:val="FirstParagraph"/>
       </w:pPr>
       <w:r>
-        <w:t xml:space="preserve">DOYUN: Добрый день, Москва. Госпожа Чон рядом. Я перевожу. Покажите коробки к камере.</w:t>
-      </w:r>
-    </w:p>
-    <w:p>
-      <w:pPr>
-        <w:pStyle w:val="BodyText"/>
-      </w:pPr>
-      <w:r>
-        <w:t xml:space="preserve">SOHEE: Сначала «А». Ближе. Голограмма. Наклоните. Медленно.</w:t>
-      </w:r>
-    </w:p>
-    <w:p>
-      <w:pPr>
-        <w:pStyle w:val="BodyText"/>
-      </w:pPr>
-      <w:r>
-        <w:t xml:space="preserve">DIMA: Наклоняю. Видно?</w:t>
-      </w:r>
-    </w:p>
-    <w:p>
-      <w:pPr>
-        <w:pStyle w:val="BodyText"/>
-      </w:pPr>
-      <w:r>
-        <w:t xml:space="preserve">DOYUN: Она говорит: видно. В голограмме есть микротекст. Буквы, меньше миллиметра. «Sejin». Видите?</w:t>
-      </w:r>
-    </w:p>
-    <w:p>
-      <w:pPr>
-        <w:pStyle w:val="BodyText"/>
-      </w:pPr>
-      <w:r>
-        <w:t xml:space="preserve">IRINA: С лупой — видим. На «А» — есть. На «Б» — есть.</w:t>
-      </w:r>
-    </w:p>
-    <w:p>
-      <w:pPr>
-        <w:pStyle w:val="BodyText"/>
-      </w:pPr>
-      <w:r>
-        <w:t xml:space="preserve">SOHEE: Хорошо. Теперь «В». Та же голограмма.</w:t>
-      </w:r>
-    </w:p>
-    <w:p>
-      <w:pPr>
-        <w:pStyle w:val="BodyText"/>
-      </w:pPr>
-      <w:r>
-        <w:t xml:space="preserve">DIMA: Наклоняю. Блестит так же. Цвет такой же.</w:t>
-      </w:r>
-    </w:p>
-    <w:p>
-      <w:pPr>
-        <w:pStyle w:val="BodyText"/>
-      </w:pPr>
-      <w:r>
-        <w:t xml:space="preserve">DOYUN: Она говорит: блестит — это не важно. Блестеть умеет любая наклейка. Ищите буквы.</w:t>
-      </w:r>
-    </w:p>
-    <w:p>
-      <w:pPr>
-        <w:pStyle w:val="BodyText"/>
-      </w:pPr>
-      <w:r>
-        <w:t xml:space="preserve">IRINA: Лупа. Ищу. Букв нет. Только линии. Красивые линии.</w:t>
-      </w:r>
-    </w:p>
-    <w:p>
-      <w:pPr>
-        <w:pStyle w:val="BodyText"/>
-      </w:pPr>
-      <w:r>
-        <w:t xml:space="preserve">SOHEE: Это не наш. Это — нет.</w:t>
-      </w:r>
-    </w:p>
-    <w:p>
-      <w:pPr>
-        <w:pStyle w:val="BodyText"/>
-      </w:pPr>
-      <w:r>
-        <w:t xml:space="preserve">DOYUN: Госпожа Чон говорит: «В» и «Г» — не Sejin. Голограмма — копия. Хорошая копия, но без микротекста. Микротекст стоит дорого. Фальсификаторы его почти никогда не делают. Они делают то, что видит глаз.</w:t>
-      </w:r>
-    </w:p>
-    <w:p>
-      <w:pPr>
-        <w:pStyle w:val="BodyText"/>
-      </w:pPr>
-      <w:r>
-        <w:t xml:space="preserve">OLGA: То, что видит глаз. А эксперт смотрит туда, куда глаз не смотрит.</w:t>
-      </w:r>
-    </w:p>
-    <w:p>
-      <w:pPr>
-        <w:pStyle w:val="BodyText"/>
-      </w:pPr>
-      <w:r>
-        <w:t xml:space="preserve">SOHEE: Шприц. Покажите шприц «В». Поршень.</w:t>
-      </w:r>
-    </w:p>
-    <w:p>
-      <w:pPr>
-        <w:pStyle w:val="BodyText"/>
-      </w:pPr>
-      <w:r>
-        <w:t xml:space="preserve">KIRILL: Вот. Поршень белый. На нашем, из склада, — серый.</w:t>
-      </w:r>
-    </w:p>
-    <w:p>
-      <w:pPr>
-        <w:pStyle w:val="BodyText"/>
-      </w:pPr>
-      <w:r>
-        <w:t xml:space="preserve">DOYUN: Она говорит: у Sejin поршень серый. Пять лет. Резина особая. Белый — это дешёвый.</w:t>
-      </w:r>
-    </w:p>
-    <w:p>
-      <w:pPr>
-        <w:pStyle w:val="BodyText"/>
-      </w:pPr>
-      <w:r>
-        <w:t xml:space="preserve">ALEKSEY: Значит, «А» и «Б» — настоящий Sejin. А «В» и «Г» — подделка с нашим номером.</w:t>
-      </w:r>
-    </w:p>
-    <w:p>
-      <w:pPr>
-        <w:pStyle w:val="BodyText"/>
-      </w:pPr>
-      <w:r>
-        <w:t xml:space="preserve">OLGA: Алексей. Слово.</w:t>
-      </w:r>
-    </w:p>
-    <w:p>
-      <w:pPr>
-        <w:pStyle w:val="BodyText"/>
-      </w:pPr>
-      <w:r>
-        <w:t xml:space="preserve">ALEKSEY: Простите. «В» и «Г» — не Sejin. По мнению производителя. Пока без лаборатории.</w:t>
-      </w:r>
-    </w:p>
-    <w:p>
-      <w:pPr>
-        <w:pStyle w:val="BodyText"/>
-      </w:pPr>
-      <w:r>
-        <w:t xml:space="preserve">OLGA: Вот так. «По мнению производителя». Это можно сказать в суде. «Подделка» — пока нельзя.</w:t>
-      </w:r>
-    </w:p>
-    <w:p>
-      <w:pPr>
-        <w:pStyle w:val="BodyText"/>
-      </w:pPr>
-      <w:r>
-        <w:t xml:space="preserve">DOYUN: Госпожа Чон говорит: она напишет официальное заключение. Завтра. С подписью и печатью.</w:t>
-      </w:r>
-    </w:p>
-    <w:p>
-      <w:pPr>
-        <w:pStyle w:val="BodyText"/>
-      </w:pPr>
-      <w:r>
-        <w:t xml:space="preserve">IRINA: А что внутри? Гель тот же или нет?</w:t>
-      </w:r>
-    </w:p>
-    <w:p>
-      <w:pPr>
-        <w:pStyle w:val="BodyText"/>
-      </w:pPr>
-      <w:r>
-        <w:t xml:space="preserve">DOYUN: Она говорит: по фото внутри не видно. Нужна лаборатория. Не наша — ваша. Независимая.</w:t>
-      </w:r>
-    </w:p>
-    <w:p>
-      <w:pPr>
-        <w:pStyle w:val="BodyText"/>
-      </w:pPr>
-      <w:r>
-        <w:t xml:space="preserve">OLGA: Зуевой нельзя, она в совете. Пусть назовёт другую лабораторию.</w:t>
-      </w:r>
-    </w:p>
-    <w:p>
-      <w:pPr>
-        <w:pStyle w:val="BodyText"/>
-      </w:pPr>
-      <w:r>
-        <w:t xml:space="preserve">ALEKSEY: Доюн, а «А» и «Б»? Настоящий лот, настоящая голограмма. Как он попал в Россию?</w:t>
-      </w:r>
-    </w:p>
-    <w:p>
-      <w:pPr>
-        <w:pStyle w:val="BodyText"/>
-      </w:pPr>
-      <w:r>
-        <w:t xml:space="preserve">DOYUN: Это не вопрос госпожи Чон. Это вопрос коммерческого отдела: кто покупал этот лот в Европе и куда он поехал дальше. Там могут быть наши партнёры. Поэтому осторожно.</w:t>
-      </w:r>
-    </w:p>
-    <w:p>
-      <w:pPr>
-        <w:pStyle w:val="BodyText"/>
-      </w:pPr>
-      <w:r>
-        <w:t xml:space="preserve">ALEKSEY: Ты узнаешь?</w:t>
-      </w:r>
-    </w:p>
-    <w:p>
-      <w:pPr>
-        <w:pStyle w:val="BodyText"/>
-      </w:pPr>
-      <w:r>
-        <w:t xml:space="preserve">DOYUN: Узнаю. Но не сегодня. Президент сказал: сначала факты, потом имена.</w:t>
-      </w:r>
-    </w:p>
-    <w:p>
-      <w:pPr>
-        <w:pStyle w:val="BodyText"/>
-      </w:pPr>
-      <w:r>
-        <w:t xml:space="preserve">IRINA: Как у нас. Хорошо. Сначала контрафакт. Потом — «серый», но настоящий.</w:t>
-      </w:r>
-    </w:p>
-    <w:p>
-      <w:pPr>
-        <w:pStyle w:val="BodyText"/>
-      </w:pPr>
-      <w:r>
-        <w:t xml:space="preserve">SOHEE: Две проблемы. Одна — вор. Другая — дыра. Разные.</w:t>
-      </w:r>
-    </w:p>
-    <w:p>
-      <w:pPr>
-        <w:pStyle w:val="BodyText"/>
-      </w:pPr>
-      <w:r>
-        <w:t xml:space="preserve">DOYUN: Госпожа Чон сказала это по-русски. Сама. Она учит русский по вечерам.</w:t>
+        <w:t xml:space="preserve">DOYUN: Добрый день, Москва. Госпожа Чон рядом со мной, и я перевожу. Покажите, пожалуйста, коробки к камере.</w:t>
+      </w:r>
+    </w:p>
+    <w:p>
+      <w:pPr>
+        <w:pStyle w:val="BodyText"/>
+      </w:pPr>
+      <w:r>
+        <w:t xml:space="preserve">SOHEE: Сначала «А». Ближе, пожалуйста. Голограмму наклоните, медленно.</w:t>
+      </w:r>
+    </w:p>
+    <w:p>
+      <w:pPr>
+        <w:pStyle w:val="BodyText"/>
+      </w:pPr>
+      <w:r>
+        <w:t xml:space="preserve">DIMA: Наклоняю. Вам теперь хорошо видно?</w:t>
+      </w:r>
+    </w:p>
+    <w:p>
+      <w:pPr>
+        <w:pStyle w:val="BodyText"/>
+      </w:pPr>
+      <w:r>
+        <w:t xml:space="preserve">DOYUN: Она говорит, что видно. В голограмме есть микротекст, буквы меньше миллиметра: «Sejin». Вы их видите?</w:t>
+      </w:r>
+    </w:p>
+    <w:p>
+      <w:pPr>
+        <w:pStyle w:val="BodyText"/>
+      </w:pPr>
+      <w:r>
+        <w:t xml:space="preserve">IRINA: С лупой видим. На «А» микротекст есть, и на «Б» тоже есть.</w:t>
+      </w:r>
+    </w:p>
+    <w:p>
+      <w:pPr>
+        <w:pStyle w:val="BodyText"/>
+      </w:pPr>
+      <w:r>
+        <w:t xml:space="preserve">SOHEE: Хорошо. Теперь «В», пожалуйста. Та же голограмма.</w:t>
+      </w:r>
+    </w:p>
+    <w:p>
+      <w:pPr>
+        <w:pStyle w:val="BodyText"/>
+      </w:pPr>
+      <w:r>
+        <w:t xml:space="preserve">DIMA: Наклоняю. Блестит она так же, и цвет у неё точно такой же.</w:t>
+      </w:r>
+    </w:p>
+    <w:p>
+      <w:pPr>
+        <w:pStyle w:val="BodyText"/>
+      </w:pPr>
+      <w:r>
+        <w:t xml:space="preserve">DOYUN: Она говорит, что блеск не важен, потому что блестеть умеет любая наклейка. Ищите буквы.</w:t>
+      </w:r>
+    </w:p>
+    <w:p>
+      <w:pPr>
+        <w:pStyle w:val="BodyText"/>
+      </w:pPr>
+      <w:r>
+        <w:t xml:space="preserve">IRINA: Беру лупу и ищу… Букв здесь нет, только линии, хотя и очень красивые.</w:t>
+      </w:r>
+    </w:p>
+    <w:p>
+      <w:pPr>
+        <w:pStyle w:val="BodyText"/>
+      </w:pPr>
+      <w:r>
+        <w:t xml:space="preserve">SOHEE: Это не наш. Это — нет, совсем нет.</w:t>
+      </w:r>
+    </w:p>
+    <w:p>
+      <w:pPr>
+        <w:pStyle w:val="BodyText"/>
+      </w:pPr>
+      <w:r>
+        <w:t xml:space="preserve">DOYUN: Госпожа Чон говорит: «В» и «Г» — не Sejin. Голограмма здесь — копия, хорошая копия, но без микротекста. Микротекст стоит дорого, поэтому фальсификаторы его почти никогда не делают. Они делают только то, что видит глаз.</w:t>
+      </w:r>
+    </w:p>
+    <w:p>
+      <w:pPr>
+        <w:pStyle w:val="BodyText"/>
+      </w:pPr>
+      <w:r>
+        <w:t xml:space="preserve">OLGA: То, что видит глаз… А эксперт как раз смотрит туда, куда глаз обычно не смотрит.</w:t>
+      </w:r>
+    </w:p>
+    <w:p>
+      <w:pPr>
+        <w:pStyle w:val="BodyText"/>
+      </w:pPr>
+      <w:r>
+        <w:t xml:space="preserve">SOHEE: Теперь шприц. Покажите шприц «В», пожалуйста, особенно поршень.</w:t>
+      </w:r>
+    </w:p>
+    <w:p>
+      <w:pPr>
+        <w:pStyle w:val="BodyText"/>
+      </w:pPr>
+      <w:r>
+        <w:t xml:space="preserve">KIRILL: Вот он. Поршень белый, а на нашем, из склада, поршень серый.</w:t>
+      </w:r>
+    </w:p>
+    <w:p>
+      <w:pPr>
+        <w:pStyle w:val="BodyText"/>
+      </w:pPr>
+      <w:r>
+        <w:t xml:space="preserve">DOYUN: Она говорит, что у Sejin поршень серый уже пять лет, потому что резина особая. Белый — дешёвый.</w:t>
+      </w:r>
+    </w:p>
+    <w:p>
+      <w:pPr>
+        <w:pStyle w:val="BodyText"/>
+      </w:pPr>
+      <w:r>
+        <w:t xml:space="preserve">ALEKSEY: Значит, «А» и «Б» — настоящий Sejin, а «В» и «Г» — подделка с нашим номером.</w:t>
+      </w:r>
+    </w:p>
+    <w:p>
+      <w:pPr>
+        <w:pStyle w:val="BodyText"/>
+      </w:pPr>
+      <w:r>
+        <w:t xml:space="preserve">OLGA: Алексей, следите за словом, пожалуйста.</w:t>
+      </w:r>
+    </w:p>
+    <w:p>
+      <w:pPr>
+        <w:pStyle w:val="BodyText"/>
+      </w:pPr>
+      <w:r>
+        <w:t xml:space="preserve">ALEKSEY: Простите. «В» и «Г» — не Sejin, по мнению производителя. И пока без лаборатории.</w:t>
+      </w:r>
+    </w:p>
+    <w:p>
+      <w:pPr>
+        <w:pStyle w:val="BodyText"/>
+      </w:pPr>
+      <w:r>
+        <w:t xml:space="preserve">OLGA: Вот именно так: «по мнению производителя». Это можно сказать в суде, а «подделка» — пока нельзя.</w:t>
+      </w:r>
+    </w:p>
+    <w:p>
+      <w:pPr>
+        <w:pStyle w:val="BodyText"/>
+      </w:pPr>
+      <w:r>
+        <w:t xml:space="preserve">DOYUN: Госпожа Чон говорит, что завтра напишет официальное заключение, с подписью и печатью.</w:t>
+      </w:r>
+    </w:p>
+    <w:p>
+      <w:pPr>
+        <w:pStyle w:val="BodyText"/>
+      </w:pPr>
+      <w:r>
+        <w:t xml:space="preserve">IRINA: А что внутри? Гель там тот же или другой?</w:t>
+      </w:r>
+    </w:p>
+    <w:p>
+      <w:pPr>
+        <w:pStyle w:val="BodyText"/>
+      </w:pPr>
+      <w:r>
+        <w:t xml:space="preserve">DOYUN: Она говорит, что по фото внутри ничего не видно. Нужна лаборатория, причём не наша, а ваша, независимая.</w:t>
+      </w:r>
+    </w:p>
+    <w:p>
+      <w:pPr>
+        <w:pStyle w:val="BodyText"/>
+      </w:pPr>
+      <w:r>
+        <w:t xml:space="preserve">OLGA: Зуевой нельзя, потому что она в совете. Пусть она назовёт другую лабораторию.</w:t>
+      </w:r>
+    </w:p>
+    <w:p>
+      <w:pPr>
+        <w:pStyle w:val="BodyText"/>
+      </w:pPr>
+      <w:r>
+        <w:t xml:space="preserve">ALEKSEY: Доюн, а как же «А» и «Б»? Настоящий лот, настоящая голограмма. Как он попал в Россию?</w:t>
+      </w:r>
+    </w:p>
+    <w:p>
+      <w:pPr>
+        <w:pStyle w:val="BodyText"/>
+      </w:pPr>
+      <w:r>
+        <w:t xml:space="preserve">DOYUN: Это не вопрос госпожи Чон, это вопрос коммерческого отдела: кто покупал этот лот в Европе и куда он поехал дальше. Там могут оказаться наши партнёры, поэтому действовать нужно очень осторожно.</w:t>
+      </w:r>
+    </w:p>
+    <w:p>
+      <w:pPr>
+        <w:pStyle w:val="BodyText"/>
+      </w:pPr>
+      <w:r>
+        <w:t xml:space="preserve">ALEKSEY: Ты сможешь это узнать?</w:t>
+      </w:r>
+    </w:p>
+    <w:p>
+      <w:pPr>
+        <w:pStyle w:val="BodyText"/>
+      </w:pPr>
+      <w:r>
+        <w:t xml:space="preserve">DOYUN: Узнаю, но не сегодня. Президент сказал: сначала факты, а имена потом.</w:t>
+      </w:r>
+    </w:p>
+    <w:p>
+      <w:pPr>
+        <w:pStyle w:val="BodyText"/>
+      </w:pPr>
+      <w:r>
+        <w:t xml:space="preserve">IRINA: Совсем как у нас. Хорошо, сначала разберёмся с контрафактом, а потом с «серым», но настоящим.</w:t>
+      </w:r>
+    </w:p>
+    <w:p>
+      <w:pPr>
+        <w:pStyle w:val="BodyText"/>
+      </w:pPr>
+      <w:r>
+        <w:t xml:space="preserve">SOHEE: У нас две проблемы. Одна — вор, другая — дыра. Это разные проблемы.</w:t>
+      </w:r>
+    </w:p>
+    <w:p>
+      <w:pPr>
+        <w:pStyle w:val="BodyText"/>
+      </w:pPr>
+      <w:r>
+        <w:t xml:space="preserve">DOYUN: Госпожа Чон сказала это по-русски, сама. Она учит русский по вечерам после работы.</w:t>
       </w:r>
     </w:p>
     <w:bookmarkEnd w:id="23"/>
@@ -1514,199 +1514,199 @@
         <w:pStyle w:val="FirstParagraph"/>
       </w:pPr>
       <w:r>
-        <w:t xml:space="preserve">GALIEV: Садитесь. Протокол на столе. Читать будете сами или прочитать вам?</w:t>
-      </w:r>
-    </w:p>
-    <w:p>
-      <w:pPr>
-        <w:pStyle w:val="BodyText"/>
-      </w:pPr>
-      <w:r>
-        <w:t xml:space="preserve">OLGA: Прочитайте, Тимур Ильдарович. Мы слушаем лучше, чем читаем.</w:t>
-      </w:r>
-    </w:p>
-    <w:p>
-      <w:pPr>
-        <w:pStyle w:val="BodyText"/>
-      </w:pPr>
-      <w:r>
-        <w:t xml:space="preserve">GALIEV: Образец «В». Заявлено: гиалуроновая кислота, двадцать миллиграммов на миллилитр. Найдено — двенадцать.</w:t>
-      </w:r>
-    </w:p>
-    <w:p>
-      <w:pPr>
-        <w:pStyle w:val="BodyText"/>
-      </w:pPr>
-      <w:r>
-        <w:t xml:space="preserve">IRINA: Почти в два раза меньше.</w:t>
-      </w:r>
-    </w:p>
-    <w:p>
-      <w:pPr>
-        <w:pStyle w:val="BodyText"/>
-      </w:pPr>
-      <w:r>
-        <w:t xml:space="preserve">GALIEV: Дальше хуже. Остаток сшивающего агента — выше нормы в четыре раза. Это то, что держит гель. Если его много и он не отмыт, ткань реагирует. Отёк, узлы, воспаление. Месяцами.</w:t>
-      </w:r>
-    </w:p>
-    <w:p>
-      <w:pPr>
-        <w:pStyle w:val="BodyText"/>
-      </w:pPr>
-      <w:r>
-        <w:t xml:space="preserve">ALEKSEY: Узлы. Как у пациенток Кристины.</w:t>
-      </w:r>
-    </w:p>
-    <w:p>
-      <w:pPr>
-        <w:pStyle w:val="BodyText"/>
-      </w:pPr>
-      <w:r>
-        <w:t xml:space="preserve">GALIEV: Я не знаю пациенток Кристины. Я знаю образец «В». Не смешивайте.</w:t>
-      </w:r>
-    </w:p>
-    <w:p>
-      <w:pPr>
-        <w:pStyle w:val="BodyText"/>
-      </w:pPr>
-      <w:r>
-        <w:t xml:space="preserve">ALEKSEY: Простите. Образец «В».</w:t>
-      </w:r>
-    </w:p>
-    <w:p>
-      <w:pPr>
-        <w:pStyle w:val="BodyText"/>
-      </w:pPr>
-      <w:r>
-        <w:t xml:space="preserve">GALIEV: Стерильность — ещё неделю, посев растёт медленно. Эндотоксины — выше нормы. Не катастрофа. Но такое в лицо колоть нельзя. Я бы не дал это даже на руку.</w:t>
-      </w:r>
-    </w:p>
-    <w:p>
-      <w:pPr>
-        <w:pStyle w:val="BodyText"/>
-      </w:pPr>
-      <w:r>
-        <w:t xml:space="preserve">OLGA: А «Г»?</w:t>
-      </w:r>
-    </w:p>
-    <w:p>
-      <w:pPr>
-        <w:pStyle w:val="BodyText"/>
-      </w:pPr>
-      <w:r>
-        <w:t xml:space="preserve">GALIEV: «Г» — то же самое. Одна партия. Одна кухня.</w:t>
-      </w:r>
-    </w:p>
-    <w:p>
-      <w:pPr>
-        <w:pStyle w:val="BodyText"/>
-      </w:pPr>
-      <w:r>
-        <w:t xml:space="preserve">DIMA: А «А»? Лот две тысячи триста одиннадцать?</w:t>
-      </w:r>
-    </w:p>
-    <w:p>
-      <w:pPr>
-        <w:pStyle w:val="BodyText"/>
-      </w:pPr>
-      <w:r>
-        <w:t xml:space="preserve">GALIEV: Образец «А» — в норме. Двадцать миллиграммов, остаток агента в норме, эндотоксины в норме. Это оригинальный гель. Такой же, как ваш контрольный образец со склада, который вы привезли.</w:t>
-      </w:r>
-    </w:p>
-    <w:p>
-      <w:pPr>
-        <w:pStyle w:val="BodyText"/>
-      </w:pPr>
-      <w:r>
-        <w:t xml:space="preserve">IRINA: Значит, честно: «А» — настоящий, но ввезён серо. «В» — ненастоящий, и ввезён неизвестно как.</w:t>
-      </w:r>
-    </w:p>
-    <w:p>
-      <w:pPr>
-        <w:pStyle w:val="BodyText"/>
-      </w:pPr>
-      <w:r>
-        <w:t xml:space="preserve">GALIEV: Это ваши выводы. Мои — в протоколе. Вот слово, которое я могу написать.</w:t>
-      </w:r>
-    </w:p>
-    <w:p>
-      <w:pPr>
-        <w:pStyle w:val="BodyText"/>
-      </w:pPr>
-      <w:r>
-        <w:t xml:space="preserve">OLGA: Какое?</w:t>
-      </w:r>
-    </w:p>
-    <w:p>
-      <w:pPr>
-        <w:pStyle w:val="BodyText"/>
-      </w:pPr>
-      <w:r>
-        <w:t xml:space="preserve">GALIEV: «Не соответствует заявленному составу». Это значит одно: контрафакт. Но слово «контрафакт» скажет суд. Не я.</w:t>
-      </w:r>
-    </w:p>
-    <w:p>
-      <w:pPr>
-        <w:pStyle w:val="BodyText"/>
-      </w:pPr>
-      <w:r>
-        <w:t xml:space="preserve">ALEKSEY: Тимур Ильдарович, что нам теперь делать с протоколом?</w:t>
-      </w:r>
-    </w:p>
-    <w:p>
-      <w:pPr>
-        <w:pStyle w:val="BodyText"/>
-      </w:pPr>
-      <w:r>
-        <w:t xml:space="preserve">GALIEV: Как лаборатория — знаю одно: протокол я подписал. Что вы с ним сделаете — решайте сами. Нина Аркадьевна предупредила, что вы спросите. Только решайте быстро. Эти шприцы сейчас у кого-то в шкафу.</w:t>
-      </w:r>
-    </w:p>
-    <w:p>
-      <w:pPr>
-        <w:pStyle w:val="BodyText"/>
-      </w:pPr>
-      <w:r>
-        <w:t xml:space="preserve">OLGA: Сколько их может быть? Тимур Ильдарович, хоть примерно.</w:t>
-      </w:r>
-    </w:p>
-    <w:p>
-      <w:pPr>
-        <w:pStyle w:val="BodyText"/>
-      </w:pPr>
-      <w:r>
-        <w:t xml:space="preserve">GALIEV: Я не гадаю. Я считаю. Считайте вы. У вас есть номера.</w:t>
-      </w:r>
-    </w:p>
-    <w:p>
-      <w:pPr>
-        <w:pStyle w:val="BodyText"/>
-      </w:pPr>
-      <w:r>
-        <w:t xml:space="preserve">IRINA: Номера у нас есть. Но наши номера они копируют. Значит, считать надо по мусорке.</w:t>
-      </w:r>
-    </w:p>
-    <w:p>
-      <w:pPr>
-        <w:pStyle w:val="BodyText"/>
-      </w:pPr>
-      <w:r>
-        <w:t xml:space="preserve">KIRILL: Или по каналу. У Кристины в канале пишут, сколько продано.</w:t>
-      </w:r>
-    </w:p>
-    <w:p>
-      <w:pPr>
-        <w:pStyle w:val="BodyText"/>
-      </w:pPr>
-      <w:r>
-        <w:t xml:space="preserve">GALIEV: Молодой человек прав. Только канал — не протокол. Канал врёт, как ему выгодно.</w:t>
-      </w:r>
-    </w:p>
-    <w:p>
-      <w:pPr>
-        <w:pStyle w:val="BodyText"/>
-      </w:pPr>
-      <w:r>
-        <w:t xml:space="preserve">ALEKSEY: Спасибо, Тимур Ильдарович. Я поеду к Корниловой. Расскажу ей сам.</w:t>
+        <w:t xml:space="preserve">GALIEV: Садитесь. Протокол лежит на столе. Будете читать сами, или прочитать вам вслух?</w:t>
+      </w:r>
+    </w:p>
+    <w:p>
+      <w:pPr>
+        <w:pStyle w:val="BodyText"/>
+      </w:pPr>
+      <w:r>
+        <w:t xml:space="preserve">OLGA: Прочитайте, Тимур Ильдарович. Мы слушаем лучше, чем читаем, особенно в такой день.</w:t>
+      </w:r>
+    </w:p>
+    <w:p>
+      <w:pPr>
+        <w:pStyle w:val="BodyText"/>
+      </w:pPr>
+      <w:r>
+        <w:t xml:space="preserve">GALIEV: Образец «В». Заявлено: гиалуроновая кислота, двадцать миллиграммов на миллилитр. А найдено всего двенадцать.</w:t>
+      </w:r>
+    </w:p>
+    <w:p>
+      <w:pPr>
+        <w:pStyle w:val="BodyText"/>
+      </w:pPr>
+      <w:r>
+        <w:t xml:space="preserve">IRINA: Это почти в два раза меньше, чем написано.</w:t>
+      </w:r>
+    </w:p>
+    <w:p>
+      <w:pPr>
+        <w:pStyle w:val="BodyText"/>
+      </w:pPr>
+      <w:r>
+        <w:t xml:space="preserve">GALIEV: Дальше будет хуже. Остаток сшивающего агента выше нормы в четыре раза. Это вещество, которое держит гель. Если его много и он плохо отмыт, ткань начинает реагировать: отёк, узлы, воспаление. И это может длиться месяцами.</w:t>
+      </w:r>
+    </w:p>
+    <w:p>
+      <w:pPr>
+        <w:pStyle w:val="BodyText"/>
+      </w:pPr>
+      <w:r>
+        <w:t xml:space="preserve">ALEKSEY: Узлы… Совсем как у пациенток Кристины.</w:t>
+      </w:r>
+    </w:p>
+    <w:p>
+      <w:pPr>
+        <w:pStyle w:val="BodyText"/>
+      </w:pPr>
+      <w:r>
+        <w:t xml:space="preserve">GALIEV: Я не знаю пациенток Кристины, я знаю образец «В». Пожалуйста, не смешивайте одно с другим.</w:t>
+      </w:r>
+    </w:p>
+    <w:p>
+      <w:pPr>
+        <w:pStyle w:val="BodyText"/>
+      </w:pPr>
+      <w:r>
+        <w:t xml:space="preserve">ALEKSEY: Простите, вы правы. Только образец «В».</w:t>
+      </w:r>
+    </w:p>
+    <w:p>
+      <w:pPr>
+        <w:pStyle w:val="BodyText"/>
+      </w:pPr>
+      <w:r>
+        <w:t xml:space="preserve">GALIEV: Результат по стерильности будет ещё через неделю, потому что посев растёт медленно. Эндотоксины выше нормы. Это не катастрофа, но такое колоть в лицо нельзя. Я бы не дал это даже на руку.</w:t>
+      </w:r>
+    </w:p>
+    <w:p>
+      <w:pPr>
+        <w:pStyle w:val="BodyText"/>
+      </w:pPr>
+      <w:r>
+        <w:t xml:space="preserve">OLGA: А что с образцом «Г»?</w:t>
+      </w:r>
+    </w:p>
+    <w:p>
+      <w:pPr>
+        <w:pStyle w:val="BodyText"/>
+      </w:pPr>
+      <w:r>
+        <w:t xml:space="preserve">GALIEV: С «Г» всё то же самое. Одна партия и, как говорится, одна кухня.</w:t>
+      </w:r>
+    </w:p>
+    <w:p>
+      <w:pPr>
+        <w:pStyle w:val="BodyText"/>
+      </w:pPr>
+      <w:r>
+        <w:t xml:space="preserve">DIMA: А образец «А»? Тот, что из лота две тысячи триста одиннадцать?</w:t>
+      </w:r>
+    </w:p>
+    <w:p>
+      <w:pPr>
+        <w:pStyle w:val="BodyText"/>
+      </w:pPr>
+      <w:r>
+        <w:t xml:space="preserve">GALIEV: Образец «А» в норме: двадцать миллиграммов, остаток агента в норме, эндотоксины в норме. Это оригинальный гель, такой же, как ваш контрольный образец со склада, который вы мне привезли для сравнения.</w:t>
+      </w:r>
+    </w:p>
+    <w:p>
+      <w:pPr>
+        <w:pStyle w:val="BodyText"/>
+      </w:pPr>
+      <w:r>
+        <w:t xml:space="preserve">IRINA: Значит, если честно, «А» настоящий, но ввезён серо, а «В» ненастоящий и ввезён неизвестно как.</w:t>
+      </w:r>
+    </w:p>
+    <w:p>
+      <w:pPr>
+        <w:pStyle w:val="BodyText"/>
+      </w:pPr>
+      <w:r>
+        <w:t xml:space="preserve">GALIEV: Это ваши выводы, а мои выводы в протоколе. Вот слово, которое я могу написать.</w:t>
+      </w:r>
+    </w:p>
+    <w:p>
+      <w:pPr>
+        <w:pStyle w:val="BodyText"/>
+      </w:pPr>
+      <w:r>
+        <w:t xml:space="preserve">OLGA: И какое это слово?</w:t>
+      </w:r>
+    </w:p>
+    <w:p>
+      <w:pPr>
+        <w:pStyle w:val="BodyText"/>
+      </w:pPr>
+      <w:r>
+        <w:t xml:space="preserve">GALIEV: «Не соответствует заявленному составу». Это значит одно: контрафакт. Но слово «контрафакт» скажет суд, а не я.</w:t>
+      </w:r>
+    </w:p>
+    <w:p>
+      <w:pPr>
+        <w:pStyle w:val="BodyText"/>
+      </w:pPr>
+      <w:r>
+        <w:t xml:space="preserve">ALEKSEY: Тимур Ильдарович, а что нам теперь делать с этим протоколом?</w:t>
+      </w:r>
+    </w:p>
+    <w:p>
+      <w:pPr>
+        <w:pStyle w:val="BodyText"/>
+      </w:pPr>
+      <w:r>
+        <w:t xml:space="preserve">GALIEV: Как лаборатория я знаю одно: протокол я подписал. Что вы с ним сделаете, решайте сами, Нина Аркадьевна предупредила, что вы спросите. Только решайте быстро, потому что эти шприцы прямо сейчас лежат у кого-то в шкафу.</w:t>
+      </w:r>
+    </w:p>
+    <w:p>
+      <w:pPr>
+        <w:pStyle w:val="BodyText"/>
+      </w:pPr>
+      <w:r>
+        <w:t xml:space="preserve">OLGA: А сколько их может быть, Тимур Ильдарович? Хотя бы примерно.</w:t>
+      </w:r>
+    </w:p>
+    <w:p>
+      <w:pPr>
+        <w:pStyle w:val="BodyText"/>
+      </w:pPr>
+      <w:r>
+        <w:t xml:space="preserve">GALIEV: Я не гадаю, я считаю. А считать придётся вам, ведь номера есть у вас.</w:t>
+      </w:r>
+    </w:p>
+    <w:p>
+      <w:pPr>
+        <w:pStyle w:val="BodyText"/>
+      </w:pPr>
+      <w:r>
+        <w:t xml:space="preserve">IRINA: Номера у нас есть, но они копируют наши номера. Значит, считать придётся по мусорке.</w:t>
+      </w:r>
+    </w:p>
+    <w:p>
+      <w:pPr>
+        <w:pStyle w:val="BodyText"/>
+      </w:pPr>
+      <w:r>
+        <w:t xml:space="preserve">KIRILL: Или по каналу, ведь у Кристины в канале пишут, сколько продано.</w:t>
+      </w:r>
+    </w:p>
+    <w:p>
+      <w:pPr>
+        <w:pStyle w:val="BodyText"/>
+      </w:pPr>
+      <w:r>
+        <w:t xml:space="preserve">GALIEV: Молодой человек прав, только канал — не протокол. Канал врёт так, как ему выгодно.</w:t>
+      </w:r>
+    </w:p>
+    <w:p>
+      <w:pPr>
+        <w:pStyle w:val="BodyText"/>
+      </w:pPr>
+      <w:r>
+        <w:t xml:space="preserve">ALEKSEY: Спасибо, Тимур Ильдарович. Сейчас я поеду к Корниловой и расскажу ей всё сам.</w:t>
       </w:r>
     </w:p>
     <w:bookmarkEnd w:id="24"/>
@@ -1724,39 +1724,39 @@
         <w:pStyle w:val="FirstParagraph"/>
       </w:pPr>
       <w:r>
-        <w:t xml:space="preserve">IRINA: Корнилова что сказала?</w:t>
-      </w:r>
-    </w:p>
-    <w:p>
-      <w:pPr>
-        <w:pStyle w:val="BodyText"/>
-      </w:pPr>
-      <w:r>
-        <w:t xml:space="preserve">ALEKSEY: Сказала: «Мой номер украли. Значит, мой номер чего-то стоит».</w:t>
-      </w:r>
-    </w:p>
-    <w:p>
-      <w:pPr>
-        <w:pStyle w:val="BodyText"/>
-      </w:pPr>
-      <w:r>
-        <w:t xml:space="preserve">OLGA: Это Корнилова. Она даже кражу превращает в комплимент.</w:t>
-      </w:r>
-    </w:p>
-    <w:p>
-      <w:pPr>
-        <w:pStyle w:val="BodyText"/>
-      </w:pPr>
-      <w:r>
-        <w:t xml:space="preserve">DIMA: Алексей Николаевич, посмотрите. Канал Кристины. Новый пост. Час назад.</w:t>
-      </w:r>
-    </w:p>
-    <w:p>
-      <w:pPr>
-        <w:pStyle w:val="BodyText"/>
-      </w:pPr>
-      <w:r>
-        <w:t xml:space="preserve">ALEKSEY: Читайте.</w:t>
+        <w:t xml:space="preserve">IRINA: Ну и что сказала Корнилова, когда узнала?</w:t>
+      </w:r>
+    </w:p>
+    <w:p>
+      <w:pPr>
+        <w:pStyle w:val="BodyText"/>
+      </w:pPr>
+      <w:r>
+        <w:t xml:space="preserve">ALEKSEY: Она сказала: «Мой номер украли. Значит, мой номер чего-то стоит».</w:t>
+      </w:r>
+    </w:p>
+    <w:p>
+      <w:pPr>
+        <w:pStyle w:val="BodyText"/>
+      </w:pPr>
+      <w:r>
+        <w:t xml:space="preserve">OLGA: Это очень похоже на Корнилову. Она даже кражу умеет превратить в комплимент.</w:t>
+      </w:r>
+    </w:p>
+    <w:p>
+      <w:pPr>
+        <w:pStyle w:val="BodyText"/>
+      </w:pPr>
+      <w:r>
+        <w:t xml:space="preserve">DIMA: Алексей Николаевич, посмотрите на канал Кристины. Там новый пост, опубликован час назад.</w:t>
+      </w:r>
+    </w:p>
+    <w:p>
+      <w:pPr>
+        <w:pStyle w:val="BodyText"/>
+      </w:pPr>
+      <w:r>
+        <w:t xml:space="preserve">ALEKSEY: Читайте вслух, пожалуйста.</w:t>
       </w:r>
     </w:p>
     <w:p>
@@ -1772,71 +1772,71 @@
         <w:pStyle w:val="BodyText"/>
       </w:pPr>
       <w:r>
-        <w:t xml:space="preserve">IRINA: «Проходит проверку». Они знают про нашу линию.</w:t>
-      </w:r>
-    </w:p>
-    <w:p>
-      <w:pPr>
-        <w:pStyle w:val="BodyText"/>
-      </w:pPr>
-      <w:r>
-        <w:t xml:space="preserve">OLGA: Они читают наши письма внимательнее, чем врачи.</w:t>
-      </w:r>
-    </w:p>
-    <w:p>
-      <w:pPr>
-        <w:pStyle w:val="BodyText"/>
-      </w:pPr>
-      <w:r>
-        <w:t xml:space="preserve">KIRILL: Это Кристина пишет? Сама?</w:t>
-      </w:r>
-    </w:p>
-    <w:p>
-      <w:pPr>
-        <w:pStyle w:val="BodyText"/>
-      </w:pPr>
-      <w:r>
-        <w:t xml:space="preserve">DIMA: Пост подписан «администрация». Не Кристина. Раньше всегда была Кристина.</w:t>
-      </w:r>
-    </w:p>
-    <w:p>
-      <w:pPr>
-        <w:pStyle w:val="BodyText"/>
-      </w:pPr>
-      <w:r>
-        <w:t xml:space="preserve">ALEKSEY: Значит, канал уже не только её. Кто-то сидит рядом с ней.</w:t>
-      </w:r>
-    </w:p>
-    <w:p>
-      <w:pPr>
-        <w:pStyle w:val="BodyText"/>
-      </w:pPr>
-      <w:r>
-        <w:t xml:space="preserve">IRINA: Наш номер на чужом геле. Это уже не серый рынок. Это наше имя в чужих руках. Каждая пациентка с узлом после такого шприца будет думать, что виноваты мы.</w:t>
-      </w:r>
-    </w:p>
-    <w:p>
-      <w:pPr>
-        <w:pStyle w:val="BodyText"/>
-      </w:pPr>
-      <w:r>
-        <w:t xml:space="preserve">OLGA: Двадцать лет я защищала номер удостоверения от экспертов. Теперь — от мусорки.</w:t>
-      </w:r>
-    </w:p>
-    <w:p>
-      <w:pPr>
-        <w:pStyle w:val="BodyText"/>
-      </w:pPr>
-      <w:r>
-        <w:t xml:space="preserve">ALEKSEY: Завтра в девять. Все. Зайцева тоже позовите. Будем решать, куда нести протокол.</w:t>
-      </w:r>
-    </w:p>
-    <w:p>
-      <w:pPr>
-        <w:pStyle w:val="BodyText"/>
-      </w:pPr>
-      <w:r>
-        <w:t xml:space="preserve">IRINA: Я подготовлю два варианта. С цифрами. И с рисками каждого.</w:t>
+        <w:t xml:space="preserve">IRINA: «Проходит проверку»… Значит, они знают про нашу линию.</w:t>
+      </w:r>
+    </w:p>
+    <w:p>
+      <w:pPr>
+        <w:pStyle w:val="BodyText"/>
+      </w:pPr>
+      <w:r>
+        <w:t xml:space="preserve">OLGA: Похоже, они читают наши письма внимательнее, чем сами врачи.</w:t>
+      </w:r>
+    </w:p>
+    <w:p>
+      <w:pPr>
+        <w:pStyle w:val="BodyText"/>
+      </w:pPr>
+      <w:r>
+        <w:t xml:space="preserve">KIRILL: А это пишет Кристина? Она сама?</w:t>
+      </w:r>
+    </w:p>
+    <w:p>
+      <w:pPr>
+        <w:pStyle w:val="BodyText"/>
+      </w:pPr>
+      <w:r>
+        <w:t xml:space="preserve">DIMA: Пост подписан «администрация», а не Кристина, хотя раньше всегда подписывалась она.</w:t>
+      </w:r>
+    </w:p>
+    <w:p>
+      <w:pPr>
+        <w:pStyle w:val="BodyText"/>
+      </w:pPr>
+      <w:r>
+        <w:t xml:space="preserve">ALEKSEY: Значит, канал уже принадлежит не только ей, и кто-то сидит рядом с ней.</w:t>
+      </w:r>
+    </w:p>
+    <w:p>
+      <w:pPr>
+        <w:pStyle w:val="BodyText"/>
+      </w:pPr>
+      <w:r>
+        <w:t xml:space="preserve">IRINA: Наш номер стоит на чужом геле, и это уже не серый рынок, а наше имя в чужих руках. Каждая пациентка, у которой появится узел после такого шприца, будет думать, что виноваты именно мы.</w:t>
+      </w:r>
+    </w:p>
+    <w:p>
+      <w:pPr>
+        <w:pStyle w:val="BodyText"/>
+      </w:pPr>
+      <w:r>
+        <w:t xml:space="preserve">OLGA: Двадцать лет я защищала номер удостоверения от экспертов, а теперь приходится защищать его от мусорки.</w:t>
+      </w:r>
+    </w:p>
+    <w:p>
+      <w:pPr>
+        <w:pStyle w:val="BodyText"/>
+      </w:pPr>
+      <w:r>
+        <w:t xml:space="preserve">ALEKSEY: Завтра в девять собираемся все, и Зайцева тоже позовите. Будем решать, куда нести протокол.</w:t>
+      </w:r>
+    </w:p>
+    <w:p>
+      <w:pPr>
+        <w:pStyle w:val="BodyText"/>
+      </w:pPr>
+      <w:r>
+        <w:t xml:space="preserve">IRINA: Я подготовлю два варианта, с цифрами и с рисками для каждого из них.</w:t>
       </w:r>
     </w:p>
     <w:p>
@@ -2775,7 +2775,7 @@
         <w:t xml:space="preserve">“</w:t>
       </w:r>
       <w:r>
-        <w:t xml:space="preserve">Госпожа Чон говорит: «В» и «Г» — не Sejin. Голограмма — копия. Хорошая копия, но без микротекста. Микротекст стоит дорого. Фальсификаторы его почти никогда не делают. Они делают то, что видит глаз.</w:t>
+        <w:t xml:space="preserve">Госпожа Чон говорит: «В» и «Г» — не Sejin. Голограмма здесь — копия, хорошая копия, но без микротекста. Микротекст стоит дорого, поэтому фальсификаторы его почти никогда не делают. Они делают только то, что видит глаз.</w:t>
       </w:r>
       <w:r>
         <w:t xml:space="preserve">”</w:t>
@@ -2931,19 +2931,19 @@
               <w:jc w:val="left"/>
             </w:pPr>
             <w:r>
-              <w:t xml:space="preserve">Хорошая копия, но без микротекста.</w:t>
-            </w:r>
-          </w:p>
-        </w:tc>
-        <w:tc>
-          <w:tcPr/>
-          <w:p>
-            <w:pPr>
-              <w:pStyle w:val="Compact"/>
-              <w:jc w:val="left"/>
-            </w:pPr>
-            <w:r>
-              <w:t xml:space="preserve">장점 인정 후 но</w:t>
+              <w:t xml:space="preserve">…копия, хорошая копия, но без микротекста.</w:t>
+            </w:r>
+          </w:p>
+        </w:tc>
+        <w:tc>
+          <w:tcPr/>
+          <w:p>
+            <w:pPr>
+              <w:pStyle w:val="Compact"/>
+              <w:jc w:val="left"/>
+            </w:pPr>
+            <w:r>
+              <w:t xml:space="preserve">반복으로 장점 인정 후 но</w:t>
             </w:r>
           </w:p>
         </w:tc>
@@ -2957,31 +2957,31 @@
               <w:jc w:val="left"/>
             </w:pPr>
             <w:r>
-              <w:t xml:space="preserve">④ 이유</w:t>
-            </w:r>
-          </w:p>
-        </w:tc>
-        <w:tc>
-          <w:tcPr/>
-          <w:p>
-            <w:pPr>
-              <w:pStyle w:val="Compact"/>
-              <w:jc w:val="left"/>
-            </w:pPr>
-            <w:r>
-              <w:t xml:space="preserve">Микротекст стоит дорого.</w:t>
-            </w:r>
-          </w:p>
-        </w:tc>
-        <w:tc>
-          <w:tcPr/>
-          <w:p>
-            <w:pPr>
-              <w:pStyle w:val="Compact"/>
-              <w:jc w:val="left"/>
-            </w:pPr>
-            <w:r>
-              <w:t xml:space="preserve">стоить + 부사</w:t>
+              <w:t xml:space="preserve">④ 이유→결과</w:t>
+            </w:r>
+          </w:p>
+        </w:tc>
+        <w:tc>
+          <w:tcPr/>
+          <w:p>
+            <w:pPr>
+              <w:pStyle w:val="Compact"/>
+              <w:jc w:val="left"/>
+            </w:pPr>
+            <w:r>
+              <w:t xml:space="preserve">Микротекст стоит дорого, поэтому…</w:t>
+            </w:r>
+          </w:p>
+        </w:tc>
+        <w:tc>
+          <w:tcPr/>
+          <w:p>
+            <w:pPr>
+              <w:pStyle w:val="Compact"/>
+              <w:jc w:val="left"/>
+            </w:pPr>
+            <w:r>
+              <w:t xml:space="preserve">стоить + 부사, поэтому로 결과 연결</w:t>
             </w:r>
           </w:p>
         </w:tc>
@@ -3007,7 +3007,7 @@
               <w:jc w:val="left"/>
             </w:pPr>
             <w:r>
-              <w:t xml:space="preserve">Фальсификаторы его почти никогда не делают.</w:t>
+              <w:t xml:space="preserve">…фальсификаторы его почти никогда не делают.</w:t>
             </w:r>
           </w:p>
         </w:tc>
@@ -3045,19 +3045,19 @@
               <w:jc w:val="left"/>
             </w:pPr>
             <w:r>
-              <w:t xml:space="preserve">Они делают то, что видит глаз.</w:t>
-            </w:r>
-          </w:p>
-        </w:tc>
-        <w:tc>
-          <w:tcPr/>
-          <w:p>
-            <w:pPr>
-              <w:pStyle w:val="Compact"/>
-              <w:jc w:val="left"/>
-            </w:pPr>
-            <w:r>
-              <w:t xml:space="preserve">то, что + 관계절</w:t>
+              <w:t xml:space="preserve">Они делают только то, что видит глаз.</w:t>
+            </w:r>
+          </w:p>
+        </w:tc>
+        <w:tc>
+          <w:tcPr/>
+          <w:p>
+            <w:pPr>
+              <w:pStyle w:val="Compact"/>
+              <w:jc w:val="left"/>
+            </w:pPr>
+            <w:r>
+              <w:t xml:space="preserve">только то, что + 관계절</w:t>
             </w:r>
           </w:p>
         </w:tc>
@@ -3081,7 +3081,7 @@
         <w:t xml:space="preserve">“</w:t>
       </w:r>
       <w:r>
-        <w:t xml:space="preserve">X говорит: … — не … Хорошая…, но без… … стоит дорого. Они делают то, что…</w:t>
+        <w:t xml:space="preserve">X говорит: … — не … Это копия, хорошая копия, но без… … стоит дорого, поэтому… Они делают только то, что…</w:t>
       </w:r>
       <w:r>
         <w:t xml:space="preserve">”</w:t>
@@ -3100,7 +3100,7 @@
         <w:t xml:space="preserve"> </w:t>
       </w:r>
       <w:r>
-        <w:t xml:space="preserve">но · почти никогда · то, что</w:t>
+        <w:t xml:space="preserve">но · поэтому · почти никогда · только то, что</w:t>
       </w:r>
       <w:r>
         <w:t xml:space="preserve"> </w:t>
@@ -3131,7 +3131,7 @@
         <w:t xml:space="preserve">”</w:t>
       </w:r>
       <w:r>
-        <w:t xml:space="preserve">으로 설명하는 25~30단어 문장 만들기.</w:t>
+        <w:t xml:space="preserve">으로 설명하는 30~50단어 발화 만들기.</w:t>
       </w:r>
     </w:p>
     <w:bookmarkEnd w:id="30"/>
@@ -3620,119 +3620,119 @@
         <w:pStyle w:val="FirstParagraph"/>
       </w:pPr>
       <w:r>
-        <w:t xml:space="preserve">디마: 상자 네 개. 의사 네 명에게서. 각각 인계 확인서와 서명이 있어요.</w:t>
-      </w:r>
-    </w:p>
-    <w:p>
-      <w:pPr>
-        <w:pStyle w:val="BodyText"/>
-      </w:pPr>
-      <w:r>
-        <w:t xml:space="preserve">올가: 확인서. 좋아요. 확인서가 없으면 그냥 상자예요. 있으면 — 증거고요.</w:t>
-      </w:r>
-    </w:p>
-    <w:p>
-      <w:pPr>
-        <w:pStyle w:val="BodyText"/>
-      </w:pPr>
-      <w:r>
-        <w:t xml:space="preserve">이리나: 누가 넘겼어요?</w:t>
-      </w:r>
-    </w:p>
-    <w:p>
-      <w:pPr>
-        <w:pStyle w:val="BodyText"/>
-      </w:pPr>
-      <w:r>
-        <w:t xml:space="preserve">디마: 모스크바주 클리닉 두 곳, 트베리 한 곳, 칼루가 한 곳. 모두 「아는 사람」한테 샀어요.</w:t>
-      </w:r>
-    </w:p>
-    <w:p>
-      <w:pPr>
-        <w:pStyle w:val="BodyText"/>
-      </w:pPr>
-      <w:r>
-        <w:t xml:space="preserve">알렉세이: 넘기는 걸 겁내지 않았어?</w:t>
-      </w:r>
-    </w:p>
-    <w:p>
-      <w:pPr>
-        <w:pStyle w:val="BodyText"/>
-      </w:pPr>
-      <w:r>
-        <w:t xml:space="preserve">디마: 겁냈죠. 그래서 말했어요: 어디서 샀는지는 안 묻는다. 안에 뭐가 있는지 묻는 거다.</w:t>
-      </w:r>
-    </w:p>
-    <w:p>
-      <w:pPr>
-        <w:pStyle w:val="BodyText"/>
-      </w:pPr>
-      <w:r>
-        <w:t xml:space="preserve">올가: 잘했어요. 하나씩 열어요. 사진, 자, 장갑.</w:t>
-      </w:r>
-    </w:p>
-    <w:p>
-      <w:pPr>
-        <w:pStyle w:val="BodyText"/>
-      </w:pPr>
-      <w:r>
-        <w:t xml:space="preserve">키릴: 첫 번째. 한국어 스티커. 로트 2311.</w:t>
-      </w:r>
-    </w:p>
-    <w:p>
-      <w:pPr>
-        <w:pStyle w:val="BodyText"/>
-      </w:pPr>
-      <w:r>
-        <w:t xml:space="preserve">이리나: 사피나 것과 같네요. 적을게요: 「A」.</w:t>
-      </w:r>
-    </w:p>
-    <w:p>
-      <w:pPr>
-        <w:pStyle w:val="BodyText"/>
-      </w:pPr>
-      <w:r>
-        <w:t xml:space="preserve">키릴: 두 번째. 역시 2311. 러시아어 스티커 없음.</w:t>
-      </w:r>
-    </w:p>
-    <w:p>
-      <w:pPr>
-        <w:pStyle w:val="BodyText"/>
-      </w:pPr>
-      <w:r>
-        <w:t xml:space="preserve">이리나: 「B」. 같은 로트. 다음.</w:t>
-      </w:r>
-    </w:p>
-    <w:p>
-      <w:pPr>
-        <w:pStyle w:val="BodyText"/>
-      </w:pPr>
-      <w:r>
-        <w:t xml:space="preserve">키릴: 세 번째… 잠깐만요. 여긴 러시아어 스티커가 있어요.</w:t>
-      </w:r>
-    </w:p>
-    <w:p>
-      <w:pPr>
-        <w:pStyle w:val="BodyText"/>
-      </w:pPr>
-      <w:r>
-        <w:t xml:space="preserve">올가: 러시아어? 보여 줘요. 더 가까이.</w:t>
-      </w:r>
-    </w:p>
-    <w:p>
-      <w:pPr>
-        <w:pStyle w:val="BodyText"/>
-      </w:pPr>
-      <w:r>
-        <w:t xml:space="preserve">키릴: 러시아어 스티커. 등록증 번호. 로트 2207.</w:t>
-      </w:r>
-    </w:p>
-    <w:p>
-      <w:pPr>
-        <w:pStyle w:val="BodyText"/>
-      </w:pPr>
-      <w:r>
-        <w:t xml:space="preserve">올가: 내 번호예요. 우리 로트고요. 이게 어떻게 「아는 사람」한테 있죠?</w:t>
+        <w:t xml:space="preserve">디마: 의사 네 명에게서 받은 상자 네 개예요. 각각 인계 확인서와 서명이 같이 왔어요.</w:t>
+      </w:r>
+    </w:p>
+    <w:p>
+      <w:pPr>
+        <w:pStyle w:val="BodyText"/>
+      </w:pPr>
+      <w:r>
+        <w:t xml:space="preserve">올가: 확인서가 있다니 좋아요. 확인서가 없으면 그냥 상자지만, 있으면 이미 증거예요.</w:t>
+      </w:r>
+    </w:p>
+    <w:p>
+      <w:pPr>
+        <w:pStyle w:val="BodyText"/>
+      </w:pPr>
+      <w:r>
+        <w:t xml:space="preserve">이리나: 정확히 누가 넘겼어요?</w:t>
+      </w:r>
+    </w:p>
+    <w:p>
+      <w:pPr>
+        <w:pStyle w:val="BodyText"/>
+      </w:pPr>
+      <w:r>
+        <w:t xml:space="preserve">디마: 모스크바주 클리닉 두 곳, 트베리 한 곳, 칼루가 한 곳이요. 모두 「아는 사람」한테 샀어요.</w:t>
+      </w:r>
+    </w:p>
+    <w:p>
+      <w:pPr>
+        <w:pStyle w:val="BodyText"/>
+      </w:pPr>
+      <w:r>
+        <w:t xml:space="preserve">알렉세이: 그 상자들을 우리한테 넘기는 걸 겁내지 않았어?</w:t>
+      </w:r>
+    </w:p>
+    <w:p>
+      <w:pPr>
+        <w:pStyle w:val="BodyText"/>
+      </w:pPr>
+      <w:r>
+        <w:t xml:space="preserve">디마: 물론 겁냈죠. 그래도 말했어요: 어디서 샀는지는 안 묻는다, 안에 뭐가 있는지 묻는 거다.</w:t>
+      </w:r>
+    </w:p>
+    <w:p>
+      <w:pPr>
+        <w:pStyle w:val="BodyText"/>
+      </w:pPr>
+      <w:r>
+        <w:t xml:space="preserve">올가: 잘했어요. 하나씩 열어요. 상자마다 사진, 자, 장갑이 필요해요.</w:t>
+      </w:r>
+    </w:p>
+    <w:p>
+      <w:pPr>
+        <w:pStyle w:val="BodyText"/>
+      </w:pPr>
+      <w:r>
+        <w:t xml:space="preserve">키릴: 첫 번째 상자. 한국어 스티커, 로트 2311이에요.</w:t>
+      </w:r>
+    </w:p>
+    <w:p>
+      <w:pPr>
+        <w:pStyle w:val="BodyText"/>
+      </w:pPr>
+      <w:r>
+        <w:t xml:space="preserve">이리나: 사피나 것과 같네요. 「A」로 적을게요.</w:t>
+      </w:r>
+    </w:p>
+    <w:p>
+      <w:pPr>
+        <w:pStyle w:val="BodyText"/>
+      </w:pPr>
+      <w:r>
+        <w:t xml:space="preserve">키릴: 두 번째도 로트 2311이고, 러시아어 스티커는 없어요.</w:t>
+      </w:r>
+    </w:p>
+    <w:p>
+      <w:pPr>
+        <w:pStyle w:val="BodyText"/>
+      </w:pPr>
+      <w:r>
+        <w:t xml:space="preserve">이리나: 그럼 이건 「B」, 같은 로트예요. 다음으로 가죠.</w:t>
+      </w:r>
+    </w:p>
+    <w:p>
+      <w:pPr>
+        <w:pStyle w:val="BodyText"/>
+      </w:pPr>
+      <w:r>
+        <w:t xml:space="preserve">키릴: 세 번째… 잠깐만요, 여긴 왠지 러시아어 스티커가 있어요.</w:t>
+      </w:r>
+    </w:p>
+    <w:p>
+      <w:pPr>
+        <w:pStyle w:val="BodyText"/>
+      </w:pPr>
+      <w:r>
+        <w:t xml:space="preserve">올가: 러시아어요? 보여 줘요, 좀 더 가까이 가져와 줘요.</w:t>
+      </w:r>
+    </w:p>
+    <w:p>
+      <w:pPr>
+        <w:pStyle w:val="BodyText"/>
+      </w:pPr>
+      <w:r>
+        <w:t xml:space="preserve">키릴: 네, 러시아어 스티커예요. 등록증 번호와 로트 2207이 적혀 있어요.</w:t>
+      </w:r>
+    </w:p>
+    <w:p>
+      <w:pPr>
+        <w:pStyle w:val="BodyText"/>
+      </w:pPr>
+      <w:r>
+        <w:t xml:space="preserve">올가: 이건 내 번호고 우리 로트예요. 이게 어떻게 「아는 사람」한테 있을 수 있죠?</w:t>
       </w:r>
     </w:p>
     <w:bookmarkEnd w:id="33"/>
@@ -3750,23 +3750,23 @@
         <w:pStyle w:val="FirstParagraph"/>
       </w:pPr>
       <w:r>
-        <w:t xml:space="preserve">이리나: 진정해요. 먼저 사실. 네 번째는요?</w:t>
-      </w:r>
-    </w:p>
-    <w:p>
-      <w:pPr>
-        <w:pStyle w:val="BodyText"/>
-      </w:pPr>
-      <w:r>
-        <w:t xml:space="preserve">키릴: 네 번째도 같아요. 러시아어 스티커, 로트 2207.</w:t>
-      </w:r>
-    </w:p>
-    <w:p>
-      <w:pPr>
-        <w:pStyle w:val="BodyText"/>
-      </w:pPr>
-      <w:r>
-        <w:t xml:space="preserve">이리나: 「C」와 「D」. 우리 로트. 우리 스티커. 우리한테서 산 게 아니고요.</w:t>
+        <w:t xml:space="preserve">이리나: 진정해요, 먼저 사실부터 모으죠. 네 번째 상자는요?</w:t>
+      </w:r>
+    </w:p>
+    <w:p>
+      <w:pPr>
+        <w:pStyle w:val="BodyText"/>
+      </w:pPr>
+      <w:r>
+        <w:t xml:space="preserve">키릴: 네 번째도 같아요. 러시아어 스티커, 로트 2207이에요.</w:t>
+      </w:r>
+    </w:p>
+    <w:p>
+      <w:pPr>
+        <w:pStyle w:val="BodyText"/>
+      </w:pPr>
+      <w:r>
+        <w:t xml:space="preserve">이리나: 이건 「C」와 「D」로 하죠. 우리 로트에 우리 스티커인데, 우리한테서 산 게 아니에요.</w:t>
       </w:r>
     </w:p>
     <w:p>
@@ -3782,7 +3782,7 @@
         <w:pStyle w:val="BodyText"/>
       </w:pPr>
       <w:r>
-        <w:t xml:space="preserve">이리나: 확인하죠. 키릴, 일련번호. 천천히 읽어요.</w:t>
+        <w:t xml:space="preserve">이리나: 지금 확인하죠. 키릴, 일련번호를 읽어 줘요. 천천히요.</w:t>
       </w:r>
     </w:p>
     <w:p>
@@ -3798,119 +3798,119 @@
         <w:pStyle w:val="BodyText"/>
       </w:pPr>
       <w:r>
-        <w:t xml:space="preserve">이리나: 찾는 중. 715. 찾았어요. 11월 15일 코르닐로바 클리닉에 판매. 주사기 10개, 710번부터 719번까지. 청구서 42번, 계좌이체 완료. 깨끗해요.</w:t>
-      </w:r>
-    </w:p>
-    <w:p>
-      <w:pPr>
-        <w:pStyle w:val="BodyText"/>
-      </w:pPr>
-      <w:r>
-        <w:t xml:space="preserve">올가: 그럼 코르닐로바가 되팔았다고요?</w:t>
-      </w:r>
-    </w:p>
-    <w:p>
-      <w:pPr>
-        <w:pStyle w:val="BodyText"/>
-      </w:pPr>
-      <w:r>
-        <w:t xml:space="preserve">알렉세이: 코르닐로바가? 절대 아니에요. 전화할게요. 옐레나 빅토로브나, 좋은 아침이에요. 급한 질문이에요.</w:t>
-      </w:r>
-    </w:p>
-    <w:p>
-      <w:pPr>
-        <w:pStyle w:val="BodyText"/>
-      </w:pPr>
-      <w:r>
-        <w:t xml:space="preserve">코르닐로바: 알렉세이, 10분 뒤에 환자가 있어요. 2분이요.</w:t>
-      </w:r>
-    </w:p>
-    <w:p>
-      <w:pPr>
-        <w:pStyle w:val="BodyText"/>
-      </w:pPr>
-      <w:r>
-        <w:t xml:space="preserve">알렉세이: 클리닉에 715번 주사기가 있나요? 11월 납품분이요.</w:t>
-      </w:r>
-    </w:p>
-    <w:p>
-      <w:pPr>
-        <w:pStyle w:val="BodyText"/>
-      </w:pPr>
-      <w:r>
-        <w:t xml:space="preserve">코르닐로바: 간호사에게 물어볼게요. 일지를 쓰거든요. 번호 하나하나, 당신들이 가르친 대로.</w:t>
-      </w:r>
-    </w:p>
-    <w:p>
-      <w:pPr>
-        <w:pStyle w:val="BodyText"/>
-      </w:pPr>
-      <w:r>
-        <w:t xml:space="preserve">올가: 그분한테 있으면 — 둘이라는 거예요.</w:t>
-      </w:r>
-    </w:p>
-    <w:p>
-      <w:pPr>
-        <w:pStyle w:val="BodyText"/>
-      </w:pPr>
-      <w:r>
-        <w:t xml:space="preserve">코르닐로바: 있어요. 715. 장 안에 있어요, 미개봉. 간호사가 손에 들고 있어요.</w:t>
-      </w:r>
-    </w:p>
-    <w:p>
-      <w:pPr>
-        <w:pStyle w:val="BodyText"/>
-      </w:pPr>
-      <w:r>
-        <w:t xml:space="preserve">이리나: 옐레나 빅토로브나, 건드리지 말라고 해 주세요. 그리고 사진을. 번호가 보이게.</w:t>
-      </w:r>
-    </w:p>
-    <w:p>
-      <w:pPr>
-        <w:pStyle w:val="BodyText"/>
-      </w:pPr>
-      <w:r>
-        <w:t xml:space="preserve">코르닐로바: 할게요. 무슨 일이에요, 알렉세이? 목소리가 안 좋네요.</w:t>
-      </w:r>
-    </w:p>
-    <w:p>
-      <w:pPr>
-        <w:pStyle w:val="BodyText"/>
-      </w:pPr>
-      <w:r>
-        <w:t xml:space="preserve">알렉세이: 선생님 번호가 붙은 주사기가 칼루가에서 나왔어요. 다른 의사한테서. 남의 상자에서.</w:t>
-      </w:r>
-    </w:p>
-    <w:p>
-      <w:pPr>
-        <w:pStyle w:val="BodyText"/>
-      </w:pPr>
-      <w:r>
-        <w:t xml:space="preserve">코르닐로바: 번호 하나에 주사기 둘. 하나는 거짓말이에요. 어느 게 내 건지는 알아요.</w:t>
-      </w:r>
-    </w:p>
-    <w:p>
-      <w:pPr>
-        <w:pStyle w:val="BodyText"/>
-      </w:pPr>
-      <w:r>
-        <w:t xml:space="preserve">알렉세이: 감사해요. 저녁에 다시 전화할게요. 중요한 일이에요.</w:t>
-      </w:r>
-    </w:p>
-    <w:p>
-      <w:pPr>
-        <w:pStyle w:val="BodyText"/>
-      </w:pPr>
-      <w:r>
-        <w:t xml:space="preserve">코르닐로바: 그래요. 내 건 건드리지 마요. 이제 이건 필러가 아니라 증거물이에요.</w:t>
-      </w:r>
-    </w:p>
-    <w:p>
-      <w:pPr>
-        <w:pStyle w:val="BodyText"/>
-      </w:pPr>
-      <w:r>
-        <w:t xml:space="preserve">이리나: 「C」의 나머지 번호 아홉 개. 읽어요, 키릴.</w:t>
+        <w:t xml:space="preserve">이리나: 715 찾는 중… 찾았어요. 11월 15일 코르닐로바 클리닉에 판매됐어요. 주사기 10개, 710번부터 719번까지. 청구서 42번, 계좌이체로 결제됐으니 여긴 깨끗해요.</w:t>
+      </w:r>
+    </w:p>
+    <w:p>
+      <w:pPr>
+        <w:pStyle w:val="BodyText"/>
+      </w:pPr>
+      <w:r>
+        <w:t xml:space="preserve">올가: 그럼 코르닐로바가 되팔았다는 거예요?</w:t>
+      </w:r>
+    </w:p>
+    <w:p>
+      <w:pPr>
+        <w:pStyle w:val="BodyText"/>
+      </w:pPr>
+      <w:r>
+        <w:t xml:space="preserve">알렉세이: 코르닐로바가? 절대 아니에요. 지금 전화할게요. 옐레나 빅토로브나, 좋은 아침이에요. 급한 질문이 있어요.</w:t>
+      </w:r>
+    </w:p>
+    <w:p>
+      <w:pPr>
+        <w:pStyle w:val="BodyText"/>
+      </w:pPr>
+      <w:r>
+        <w:t xml:space="preserve">코르닐로바: 알렉세이, 10분 뒤에 환자가 있어요. 그러니까 2분 드릴게요.</w:t>
+      </w:r>
+    </w:p>
+    <w:p>
+      <w:pPr>
+        <w:pStyle w:val="BodyText"/>
+      </w:pPr>
+      <w:r>
+        <w:t xml:space="preserve">알렉세이: 클리닉에 11월 납품분 715번 주사기가 있나요?</w:t>
+      </w:r>
+    </w:p>
+    <w:p>
+      <w:pPr>
+        <w:pStyle w:val="BodyText"/>
+      </w:pPr>
+      <w:r>
+        <w:t xml:space="preserve">코르닐로바: 간호사에게 물어볼게요, 일지를 쓰거든요. 번호 하나하나, 당신들이 가르친 대로.</w:t>
+      </w:r>
+    </w:p>
+    <w:p>
+      <w:pPr>
+        <w:pStyle w:val="BodyText"/>
+      </w:pPr>
+      <w:r>
+        <w:t xml:space="preserve">올가: 그분한테 있으면, 그런 주사기가 둘이라는 거예요.</w:t>
+      </w:r>
+    </w:p>
+    <w:p>
+      <w:pPr>
+        <w:pStyle w:val="BodyText"/>
+      </w:pPr>
+      <w:r>
+        <w:t xml:space="preserve">코르닐로바: 있어요, 715. 장 안에 미개봉으로 있고, 지금 간호사가 손에 들고 있어요.</w:t>
+      </w:r>
+    </w:p>
+    <w:p>
+      <w:pPr>
+        <w:pStyle w:val="BodyText"/>
+      </w:pPr>
+      <w:r>
+        <w:t xml:space="preserve">이리나: 옐레나 빅토로브나, 더 이상 건드리지 말고 번호가 보이게 사진을 찍어 달라고 해 주세요.</w:t>
+      </w:r>
+    </w:p>
+    <w:p>
+      <w:pPr>
+        <w:pStyle w:val="BodyText"/>
+      </w:pPr>
+      <w:r>
+        <w:t xml:space="preserve">코르닐로바: 할게요. 그런데 무슨 일이에요, 알렉세이? 목소리가 아주 안 좋네요.</w:t>
+      </w:r>
+    </w:p>
+    <w:p>
+      <w:pPr>
+        <w:pStyle w:val="BodyText"/>
+      </w:pPr>
+      <w:r>
+        <w:t xml:space="preserve">알렉세이: 선생님 번호가 붙은 주사기가 칼루가의 다른 의사한테서, 남의 상자 안에서 나왔어요.</w:t>
+      </w:r>
+    </w:p>
+    <w:p>
+      <w:pPr>
+        <w:pStyle w:val="BodyText"/>
+      </w:pPr>
+      <w:r>
+        <w:t xml:space="preserve">코르닐로바: 번호 하나에 주사기 둘. 그럼 하나는 거짓말이고, 어느 게 내 건지는 확실히 알아요.</w:t>
+      </w:r>
+    </w:p>
+    <w:p>
+      <w:pPr>
+        <w:pStyle w:val="BodyText"/>
+      </w:pPr>
+      <w:r>
+        <w:t xml:space="preserve">알렉세이: 감사해요. 아주 중요한 일이라 저녁에 다시 전화할게요.</w:t>
+      </w:r>
+    </w:p>
+    <w:p>
+      <w:pPr>
+        <w:pStyle w:val="BodyText"/>
+      </w:pPr>
+      <w:r>
+        <w:t xml:space="preserve">코르닐로바: 그래요. 그리고 내 주사기는 건드리지 마요. 이제 이건 필러가 아니라 증거물이에요.</w:t>
+      </w:r>
+    </w:p>
+    <w:p>
+      <w:pPr>
+        <w:pStyle w:val="BodyText"/>
+      </w:pPr>
+      <w:r>
+        <w:t xml:space="preserve">이리나: 키릴, 「C」 상자의 나머지 번호 아홉 개를 읽어 줘요.</w:t>
       </w:r>
     </w:p>
     <w:p>
@@ -3926,103 +3926,103 @@
         <w:pStyle w:val="BodyText"/>
       </w:pPr>
       <w:r>
-        <w:t xml:space="preserve">이리나: 열 개 전부 — 코르닐로바 납품분의 복사본이에요. 누군가 그 상자를 봤어요. 아니면 번호가 적힌 속지를 손에 쥐었거나. 주사기가 아니라 — 납품 전체를 번호 하나하나 위조한 거예요.</w:t>
-      </w:r>
-    </w:p>
-    <w:p>
-      <w:pPr>
-        <w:pStyle w:val="BodyText"/>
-      </w:pPr>
-      <w:r>
-        <w:t xml:space="preserve">디마: 클리닉은 빈 상자를 버려요. 쓰레기장에. 속지에 번호가 적힌 채로.</w:t>
-      </w:r>
-    </w:p>
-    <w:p>
-      <w:pPr>
-        <w:pStyle w:val="BodyText"/>
-      </w:pPr>
-      <w:r>
-        <w:t xml:space="preserve">올가: 쓰레기장. 20년 동안 서류로 위조한다고 생각했어요. 그런데 쓰레기로 위조하네요. 쓰레기통 옆 빈 상자가 그들한텐 우리 등록증보다 비싸요.</w:t>
-      </w:r>
-    </w:p>
-    <w:p>
-      <w:pPr>
-        <w:pStyle w:val="BodyText"/>
-      </w:pPr>
-      <w:r>
-        <w:t xml:space="preserve">알렉세이: 그럼 「C」와 「D」는 우리 게 아니에요. 우리 것이 다 붙어 있는데도. 스티커, 번호, 로트.</w:t>
-      </w:r>
-    </w:p>
-    <w:p>
-      <w:pPr>
-        <w:pStyle w:val="BodyText"/>
-      </w:pPr>
-      <w:r>
-        <w:t xml:space="preserve">이리나: 「A」와 「B」는요? 로트 2311. 진짜예요, 도윤이 확인했어요.</w:t>
-      </w:r>
-    </w:p>
-    <w:p>
-      <w:pPr>
-        <w:pStyle w:val="BodyText"/>
-      </w:pPr>
-      <w:r>
-        <w:t xml:space="preserve">올가: 번호는 진짜죠. 하지만 진짜 번호가 진짜 주사기라는 뜻은 아니에요. 방금 알았잖아요.</w:t>
-      </w:r>
-    </w:p>
-    <w:p>
-      <w:pPr>
-        <w:pStyle w:val="BodyText"/>
-      </w:pPr>
-      <w:r>
-        <w:t xml:space="preserve">키릴: 질문해도 돼요? 우리 상담선은 번호를 확인해요. 의사가 전화해서 번호를 대면 우리가 「있다」고 해요. 맞죠?</w:t>
-      </w:r>
-    </w:p>
-    <w:p>
-      <w:pPr>
-        <w:pStyle w:val="BodyText"/>
-      </w:pPr>
-      <w:r>
-        <w:t xml:space="preserve">디마: 맞아. 연휴에 의사 58명이 그렇게 확인했어.</w:t>
-      </w:r>
-    </w:p>
-    <w:p>
-      <w:pPr>
-        <w:pStyle w:val="BodyText"/>
-      </w:pPr>
-      <w:r>
-        <w:t xml:space="preserve">키릴: 그럼 이 상자는 확인을 통과해요. 번호가 있고. 우리 번호니까.</w:t>
-      </w:r>
-    </w:p>
-    <w:p>
-      <w:pPr>
-        <w:pStyle w:val="BodyText"/>
-      </w:pPr>
-      <w:r>
-        <w:t xml:space="preserve">이리나: 키릴 말이 맞아요. 우리 확인은 「있다」라고 해요. 그런데 「어디」라고 해야 해요. 그리고 「몇 번」.</w:t>
-      </w:r>
-    </w:p>
-    <w:p>
-      <w:pPr>
-        <w:pStyle w:val="BodyText"/>
-      </w:pPr>
-      <w:r>
-        <w:t xml:space="preserve">알렉세이: 번호 하나를 다른 도시에서 두 번 물으면 — 그게 신호예요.</w:t>
-      </w:r>
-    </w:p>
-    <w:p>
-      <w:pPr>
-        <w:pStyle w:val="BodyText"/>
-      </w:pPr>
-      <w:r>
-        <w:t xml:space="preserve">이리나: 신호죠. 그런데 우리 데이터베이스는 — 표예요. 표는 누가, 어디서 물었는지 못 봐요. 보려면 시스템이 필요해요: 전화마다, 번호마다, 도시마다. 그건 만들어야 해요.</w:t>
-      </w:r>
-    </w:p>
-    <w:p>
-      <w:pPr>
-        <w:pStyle w:val="BodyText"/>
-      </w:pPr>
-      <w:r>
-        <w:t xml:space="preserve">올가: 만드는 건 — 나중에. 지금은 — 서울. 소희가 직접 눈으로 보게 해요.</w:t>
+        <w:t xml:space="preserve">이리나: 열 개 전부 코르닐로바 납품분의 복사본이에요. 누군가 그 상자를 봤거나 번호가 적힌 속지를 손에 쥐었어요. 주사기 하나가 아니라 납품 전체를 번호 하나하나 위조했고, 아주 꼼꼼하게 했어요.</w:t>
+      </w:r>
+    </w:p>
+    <w:p>
+      <w:pPr>
+        <w:pStyle w:val="BodyText"/>
+      </w:pPr>
+      <w:r>
+        <w:t xml:space="preserve">디마: 클리닉은 빈 상자를 번호 적힌 속지째로 그냥 쓰레기장에 버리잖아요.</w:t>
+      </w:r>
+    </w:p>
+    <w:p>
+      <w:pPr>
+        <w:pStyle w:val="BodyText"/>
+      </w:pPr>
+      <w:r>
+        <w:t xml:space="preserve">올가: 쓰레기장이라… 20년 동안 서류로 위조한다고 생각했는데, 알고 보니 쓰레기로 위조하네요. 쓰레기통 옆 빈 상자가 그들한텐 우리 등록증보다 비싸요. 정말 속상해요.</w:t>
+      </w:r>
+    </w:p>
+    <w:p>
+      <w:pPr>
+        <w:pStyle w:val="BodyText"/>
+      </w:pPr>
+      <w:r>
+        <w:t xml:space="preserve">알렉세이: 그럼 「C」와 「D」는 우리 게 아니에요. 스티커, 번호, 로트까지 우리 것이 다 붙어 있는데도요.</w:t>
+      </w:r>
+    </w:p>
+    <w:p>
+      <w:pPr>
+        <w:pStyle w:val="BodyText"/>
+      </w:pPr>
+      <w:r>
+        <w:t xml:space="preserve">이리나: 「A」와 「B」는요? 로트 2311은 진짜예요, 도윤이 확인했어요.</w:t>
+      </w:r>
+    </w:p>
+    <w:p>
+      <w:pPr>
+        <w:pStyle w:val="BodyText"/>
+      </w:pPr>
+      <w:r>
+        <w:t xml:space="preserve">올가: 번호는 진짜죠. 하지만 진짜 번호가 진짜 주사기라는 뜻은 아니에요. 방금 그걸 알았잖아요.</w:t>
+      </w:r>
+    </w:p>
+    <w:p>
+      <w:pPr>
+        <w:pStyle w:val="BodyText"/>
+      </w:pPr>
+      <w:r>
+        <w:t xml:space="preserve">키릴: 질문해도 돼요? 우리 상담선은 번호를 확인해요. 의사가 전화해서 번호를 대면 우리가 「있다」고 하죠. 맞죠?</w:t>
+      </w:r>
+    </w:p>
+    <w:p>
+      <w:pPr>
+        <w:pStyle w:val="BodyText"/>
+      </w:pPr>
+      <w:r>
+        <w:t xml:space="preserve">디마: 응, 맞아. 연휴에 의사 58명이 바로 그렇게 상자를 확인했어.</w:t>
+      </w:r>
+    </w:p>
+    <w:p>
+      <w:pPr>
+        <w:pStyle w:val="BodyText"/>
+      </w:pPr>
+      <w:r>
+        <w:t xml:space="preserve">키릴: 그럼 이 상자는 확인을 통과해요. 번호가 있고, 우리 번호니까요.</w:t>
+      </w:r>
+    </w:p>
+    <w:p>
+      <w:pPr>
+        <w:pStyle w:val="BodyText"/>
+      </w:pPr>
+      <w:r>
+        <w:t xml:space="preserve">이리나: 키릴 말이 맞아요. 우리 확인은 「있다」라고 하는데, 「어디」와 「몇 번」이라고 해야 해요.</w:t>
+      </w:r>
+    </w:p>
+    <w:p>
+      <w:pPr>
+        <w:pStyle w:val="BodyText"/>
+      </w:pPr>
+      <w:r>
+        <w:t xml:space="preserve">알렉세이: 같은 번호를 다른 도시에서 두 번 물으면, 그게 바로 신호예요.</w:t>
+      </w:r>
+    </w:p>
+    <w:p>
+      <w:pPr>
+        <w:pStyle w:val="BodyText"/>
+      </w:pPr>
+      <w:r>
+        <w:t xml:space="preserve">이리나: 신호죠. 그런데 우리 데이터베이스는 평범한 표라서 누가, 어디서 물었는지 못 봐요. 그걸 보려면 전화마다, 번호마다, 도시마다 기억하는 시스템이 필요해요. 그런 시스템은 아직 만들어야 해요.</w:t>
+      </w:r>
+    </w:p>
+    <w:p>
+      <w:pPr>
+        <w:pStyle w:val="BodyText"/>
+      </w:pPr>
+      <w:r>
+        <w:t xml:space="preserve">올가: 만드는 건 나중이고, 지금 필요한 건 서울이에요. 소희가 직접 눈으로 보게 해요.</w:t>
       </w:r>
     </w:p>
     <w:bookmarkEnd w:id="34"/>
@@ -4040,183 +4040,183 @@
         <w:pStyle w:val="FirstParagraph"/>
       </w:pPr>
       <w:r>
-        <w:t xml:space="preserve">도윤: 안녕하세요, 모스크바. 정 팀장님이 옆에 계세요. 제가 통역해요. 상자를 카메라에 보여 주세요.</w:t>
-      </w:r>
-    </w:p>
-    <w:p>
-      <w:pPr>
-        <w:pStyle w:val="BodyText"/>
-      </w:pPr>
-      <w:r>
-        <w:t xml:space="preserve">소희: 먼저 「A」. 더 가까이. 홀로그램. 기울여요. 천천히.</w:t>
-      </w:r>
-    </w:p>
-    <w:p>
-      <w:pPr>
-        <w:pStyle w:val="BodyText"/>
-      </w:pPr>
-      <w:r>
-        <w:t xml:space="preserve">디마: 기울이는 중. 보여요?</w:t>
-      </w:r>
-    </w:p>
-    <w:p>
-      <w:pPr>
-        <w:pStyle w:val="BodyText"/>
-      </w:pPr>
-      <w:r>
-        <w:t xml:space="preserve">도윤: 보인대요. 홀로그램 안에 마이크로 문자가 있어요. 1mm보다 작은 글자. 「Sejin」. 보여요?</w:t>
-      </w:r>
-    </w:p>
-    <w:p>
-      <w:pPr>
-        <w:pStyle w:val="BodyText"/>
-      </w:pPr>
-      <w:r>
-        <w:t xml:space="preserve">이리나: 돋보기로 — 보여요. 「A」에 — 있어요. 「B」에 — 있어요.</w:t>
-      </w:r>
-    </w:p>
-    <w:p>
-      <w:pPr>
-        <w:pStyle w:val="BodyText"/>
-      </w:pPr>
-      <w:r>
-        <w:t xml:space="preserve">소희: 좋아요. 이제 「C」. 같은 홀로그램.</w:t>
-      </w:r>
-    </w:p>
-    <w:p>
-      <w:pPr>
-        <w:pStyle w:val="BodyText"/>
-      </w:pPr>
-      <w:r>
-        <w:t xml:space="preserve">디마: 기울이는 중. 똑같이 반짝여요. 색도 같아요.</w:t>
-      </w:r>
-    </w:p>
-    <w:p>
-      <w:pPr>
-        <w:pStyle w:val="BodyText"/>
-      </w:pPr>
-      <w:r>
-        <w:t xml:space="preserve">도윤: 반짝이는 건 중요하지 않대요. 어떤 스티커든 반짝일 수 있다고. 글자를 찾으래요.</w:t>
-      </w:r>
-    </w:p>
-    <w:p>
-      <w:pPr>
-        <w:pStyle w:val="BodyText"/>
-      </w:pPr>
-      <w:r>
-        <w:t xml:space="preserve">이리나: 돋보기. 찾는 중. 글자가 없어요. 선만 있어요. 예쁜 선들.</w:t>
-      </w:r>
-    </w:p>
-    <w:p>
-      <w:pPr>
-        <w:pStyle w:val="BodyText"/>
-      </w:pPr>
-      <w:r>
-        <w:t xml:space="preserve">소희: 이건 우리 거 아니에요. 이건 — 아니에요.</w:t>
-      </w:r>
-    </w:p>
-    <w:p>
-      <w:pPr>
-        <w:pStyle w:val="BodyText"/>
-      </w:pPr>
-      <w:r>
-        <w:t xml:space="preserve">도윤: 정 팀장님 말씀: 「C」와 「D」는 세진이 아니에요. 홀로그램은 복제품. 잘 만든 복제품이지만 마이크로 문자가 없어요. 마이크로 문자는 비싸요. 위조범들은 거의 안 만들어요. 눈에 보이는 것만 만들죠.</w:t>
-      </w:r>
-    </w:p>
-    <w:p>
-      <w:pPr>
-        <w:pStyle w:val="BodyText"/>
-      </w:pPr>
-      <w:r>
-        <w:t xml:space="preserve">올가: 눈에 보이는 것. 전문가는 눈이 안 보는 곳을 보죠.</w:t>
-      </w:r>
-    </w:p>
-    <w:p>
-      <w:pPr>
-        <w:pStyle w:val="BodyText"/>
-      </w:pPr>
-      <w:r>
-        <w:t xml:space="preserve">소희: 주사기. 「C」 주사기를 보여 줘요. 플런저.</w:t>
-      </w:r>
-    </w:p>
-    <w:p>
-      <w:pPr>
-        <w:pStyle w:val="BodyText"/>
-      </w:pPr>
-      <w:r>
-        <w:t xml:space="preserve">키릴: 여기요. 플런저가 흰색이에요. 창고에서 가져온 우리 건 — 회색이고요.</w:t>
-      </w:r>
-    </w:p>
-    <w:p>
-      <w:pPr>
-        <w:pStyle w:val="BodyText"/>
-      </w:pPr>
-      <w:r>
-        <w:t xml:space="preserve">도윤: 세진 플런저는 회색이래요. 5년째. 특수 고무. 흰색은 — 싼 거래요.</w:t>
-      </w:r>
-    </w:p>
-    <w:p>
-      <w:pPr>
-        <w:pStyle w:val="BodyText"/>
-      </w:pPr>
-      <w:r>
-        <w:t xml:space="preserve">알렉세이: 그럼 「A」와 「B」는 진짜 세진. 「C」와 「D」는 우리 번호가 붙은 위조품.</w:t>
-      </w:r>
-    </w:p>
-    <w:p>
-      <w:pPr>
-        <w:pStyle w:val="BodyText"/>
-      </w:pPr>
-      <w:r>
-        <w:t xml:space="preserve">올가: 알렉세이. 그 단어.</w:t>
-      </w:r>
-    </w:p>
-    <w:p>
-      <w:pPr>
-        <w:pStyle w:val="BodyText"/>
-      </w:pPr>
-      <w:r>
-        <w:t xml:space="preserve">알렉세이: 죄송해요. 「C」와 「D」는 세진이 아니다. 제조사 의견으로. 시험 전이고.</w:t>
-      </w:r>
-    </w:p>
-    <w:p>
-      <w:pPr>
-        <w:pStyle w:val="BodyText"/>
-      </w:pPr>
-      <w:r>
-        <w:t xml:space="preserve">올가: 그렇게요. 「제조사 의견으로」. 그건 법정에서 말할 수 있어요. 「위조품」은 — 아직 안 돼요.</w:t>
-      </w:r>
-    </w:p>
-    <w:p>
-      <w:pPr>
-        <w:pStyle w:val="BodyText"/>
-      </w:pPr>
-      <w:r>
-        <w:t xml:space="preserve">도윤: 정 팀장님이 공식 소견서를 쓰시겠대요. 내일. 서명과 직인을 찍어서.</w:t>
-      </w:r>
-    </w:p>
-    <w:p>
-      <w:pPr>
-        <w:pStyle w:val="BodyText"/>
-      </w:pPr>
-      <w:r>
-        <w:t xml:space="preserve">이리나: 안에는요? 젤은 같아요, 달라요?</w:t>
-      </w:r>
-    </w:p>
-    <w:p>
-      <w:pPr>
-        <w:pStyle w:val="BodyText"/>
-      </w:pPr>
-      <w:r>
-        <w:t xml:space="preserve">도윤: 사진으론 안이 안 보인대요. 시험소가 필요하대요. 우리 쪽 말고 — 그쪽. 독립적인 곳.</w:t>
-      </w:r>
-    </w:p>
-    <w:p>
-      <w:pPr>
-        <w:pStyle w:val="BodyText"/>
-      </w:pPr>
-      <w:r>
-        <w:t xml:space="preserve">올가: 주예바는 안 돼요, 이사회에 있으니까. 다른 시험소를 추천해 달라고 하죠.</w:t>
+        <w:t xml:space="preserve">도윤: 안녕하세요, 모스크바. 정 팀장님이 제 옆에 계시고 제가 통역해요. 상자를 카메라에 보여 주세요.</w:t>
+      </w:r>
+    </w:p>
+    <w:p>
+      <w:pPr>
+        <w:pStyle w:val="BodyText"/>
+      </w:pPr>
+      <w:r>
+        <w:t xml:space="preserve">소희: 먼저 「A」. 더 가까이요. 홀로그램을 기울여요, 천천히.</w:t>
+      </w:r>
+    </w:p>
+    <w:p>
+      <w:pPr>
+        <w:pStyle w:val="BodyText"/>
+      </w:pPr>
+      <w:r>
+        <w:t xml:space="preserve">디마: 기울이고 있어요. 이제 잘 보여요?</w:t>
+      </w:r>
+    </w:p>
+    <w:p>
+      <w:pPr>
+        <w:pStyle w:val="BodyText"/>
+      </w:pPr>
+      <w:r>
+        <w:t xml:space="preserve">도윤: 보인대요. 홀로그램 안에 1mm보다 작은 마이크로 문자가 있어요: 「Sejin」. 보여요?</w:t>
+      </w:r>
+    </w:p>
+    <w:p>
+      <w:pPr>
+        <w:pStyle w:val="BodyText"/>
+      </w:pPr>
+      <w:r>
+        <w:t xml:space="preserve">이리나: 돋보기로 보여요. 「A」에도 있고, 「B」에도 있어요.</w:t>
+      </w:r>
+    </w:p>
+    <w:p>
+      <w:pPr>
+        <w:pStyle w:val="BodyText"/>
+      </w:pPr>
+      <w:r>
+        <w:t xml:space="preserve">소희: 좋아요. 이제 「C」 보여 주세요. 같은 홀로그램.</w:t>
+      </w:r>
+    </w:p>
+    <w:p>
+      <w:pPr>
+        <w:pStyle w:val="BodyText"/>
+      </w:pPr>
+      <w:r>
+        <w:t xml:space="preserve">디마: 기울이고 있어요. 똑같이 반짝이고, 색도 완전히 같아요.</w:t>
+      </w:r>
+    </w:p>
+    <w:p>
+      <w:pPr>
+        <w:pStyle w:val="BodyText"/>
+      </w:pPr>
+      <w:r>
+        <w:t xml:space="preserve">도윤: 반짝이는 건 중요하지 않대요, 어떤 스티커든 반짝일 수 있으니까요. 글자를 찾으래요.</w:t>
+      </w:r>
+    </w:p>
+    <w:p>
+      <w:pPr>
+        <w:pStyle w:val="BodyText"/>
+      </w:pPr>
+      <w:r>
+        <w:t xml:space="preserve">이리나: 돋보기로 찾는 중… 여긴 글자가 없어요. 선만 있어요, 아주 예쁜 선이긴 하지만.</w:t>
+      </w:r>
+    </w:p>
+    <w:p>
+      <w:pPr>
+        <w:pStyle w:val="BodyText"/>
+      </w:pPr>
+      <w:r>
+        <w:t xml:space="preserve">소희: 이건 우리 거 아니에요. 이건 — 아니에요, 전혀.</w:t>
+      </w:r>
+    </w:p>
+    <w:p>
+      <w:pPr>
+        <w:pStyle w:val="BodyText"/>
+      </w:pPr>
+      <w:r>
+        <w:t xml:space="preserve">도윤: 정 팀장님 말씀: 「C」와 「D」는 세진이 아니에요. 여기 홀로그램은 복제품, 잘 만든 복제품이지만 마이크로 문자가 없어요. 마이크로 문자는 비싸서 위조범들은 거의 안 만들어요. 눈에 보이는 것만 만들죠.</w:t>
+      </w:r>
+    </w:p>
+    <w:p>
+      <w:pPr>
+        <w:pStyle w:val="BodyText"/>
+      </w:pPr>
+      <w:r>
+        <w:t xml:space="preserve">올가: 눈에 보이는 것… 그런데 전문가는 바로 눈이 보통 안 보는 곳을 보죠.</w:t>
+      </w:r>
+    </w:p>
+    <w:p>
+      <w:pPr>
+        <w:pStyle w:val="BodyText"/>
+      </w:pPr>
+      <w:r>
+        <w:t xml:space="preserve">소희: 이제 주사기. 「C」 주사기를 보여 줘요, 특히 플런저.</w:t>
+      </w:r>
+    </w:p>
+    <w:p>
+      <w:pPr>
+        <w:pStyle w:val="BodyText"/>
+      </w:pPr>
+      <w:r>
+        <w:t xml:space="preserve">키릴: 여기요. 플런저가 흰색인데, 창고에서 가져온 우리 건 회색이에요.</w:t>
+      </w:r>
+    </w:p>
+    <w:p>
+      <w:pPr>
+        <w:pStyle w:val="BodyText"/>
+      </w:pPr>
+      <w:r>
+        <w:t xml:space="preserve">도윤: 세진 플런저는 특수 고무라서 5년째 회색이래요. 흰색은 싼 거래요.</w:t>
+      </w:r>
+    </w:p>
+    <w:p>
+      <w:pPr>
+        <w:pStyle w:val="BodyText"/>
+      </w:pPr>
+      <w:r>
+        <w:t xml:space="preserve">알렉세이: 그럼 「A」와 「B」는 진짜 세진이고, 「C」와 「D」는 우리 번호가 붙은 위조품이네요.</w:t>
+      </w:r>
+    </w:p>
+    <w:p>
+      <w:pPr>
+        <w:pStyle w:val="BodyText"/>
+      </w:pPr>
+      <w:r>
+        <w:t xml:space="preserve">올가: 알렉세이, 단어 조심해 줘요.</w:t>
+      </w:r>
+    </w:p>
+    <w:p>
+      <w:pPr>
+        <w:pStyle w:val="BodyText"/>
+      </w:pPr>
+      <w:r>
+        <w:t xml:space="preserve">알렉세이: 죄송해요. 「C」와 「D」는 제조사 의견으로 세진이 아니다. 그리고 아직 시험 전이고요.</w:t>
+      </w:r>
+    </w:p>
+    <w:p>
+      <w:pPr>
+        <w:pStyle w:val="BodyText"/>
+      </w:pPr>
+      <w:r>
+        <w:t xml:space="preserve">올가: 바로 그렇게요: 「제조사 의견으로」. 그건 법정에서 말할 수 있지만, 「위조품」은 아직 안 돼요.</w:t>
+      </w:r>
+    </w:p>
+    <w:p>
+      <w:pPr>
+        <w:pStyle w:val="BodyText"/>
+      </w:pPr>
+      <w:r>
+        <w:t xml:space="preserve">도윤: 정 팀장님이 내일 서명과 직인을 찍은 공식 소견서를 쓰시겠대요.</w:t>
+      </w:r>
+    </w:p>
+    <w:p>
+      <w:pPr>
+        <w:pStyle w:val="BodyText"/>
+      </w:pPr>
+      <w:r>
+        <w:t xml:space="preserve">이리나: 안에는요? 젤은 같은 거예요, 다른 거예요?</w:t>
+      </w:r>
+    </w:p>
+    <w:p>
+      <w:pPr>
+        <w:pStyle w:val="BodyText"/>
+      </w:pPr>
+      <w:r>
+        <w:t xml:space="preserve">도윤: 사진으론 안이 전혀 안 보인대요. 시험소가 필요한데, 우리 쪽 말고 그쪽의 독립적인 곳이어야 한대요.</w:t>
+      </w:r>
+    </w:p>
+    <w:p>
+      <w:pPr>
+        <w:pStyle w:val="BodyText"/>
+      </w:pPr>
+      <w:r>
+        <w:t xml:space="preserve">올가: 주예바는 이사회에 있으니까 안 돼요. 다른 시험소를 추천해 달라고 하죠.</w:t>
       </w:r>
     </w:p>
     <w:p>
@@ -4232,47 +4232,47 @@
         <w:pStyle w:val="BodyText"/>
       </w:pPr>
       <w:r>
-        <w:t xml:space="preserve">도윤: 그건 정 팀장님 질문이 아니야. 영업부 질문이지: 누가 이 로트를 유럽에서 샀고 그다음 어디로 갔는지. 거기 우리 파트너가 있을 수도 있어. 그래서 조심해야 해.</w:t>
-      </w:r>
-    </w:p>
-    <w:p>
-      <w:pPr>
-        <w:pStyle w:val="BodyText"/>
-      </w:pPr>
-      <w:r>
-        <w:t xml:space="preserve">알렉세이: 알아봐 줄 수 있어?</w:t>
-      </w:r>
-    </w:p>
-    <w:p>
-      <w:pPr>
-        <w:pStyle w:val="BodyText"/>
-      </w:pPr>
-      <w:r>
-        <w:t xml:space="preserve">도윤: 알아볼게. 하지만 오늘은 아니야. 대표님 말씀이: 사실 먼저, 이름은 나중.</w:t>
-      </w:r>
-    </w:p>
-    <w:p>
-      <w:pPr>
-        <w:pStyle w:val="BodyText"/>
-      </w:pPr>
-      <w:r>
-        <w:t xml:space="preserve">이리나: 우리랑 같네요. 좋아요. 먼저 위조품. 그다음 — 「회색」이지만 진짜인 것.</w:t>
-      </w:r>
-    </w:p>
-    <w:p>
-      <w:pPr>
-        <w:pStyle w:val="BodyText"/>
-      </w:pPr>
-      <w:r>
-        <w:t xml:space="preserve">소희: 문제 두 개. 하나는 — 도둑. 다른 하나는 — 구멍. 달라요.</w:t>
-      </w:r>
-    </w:p>
-    <w:p>
-      <w:pPr>
-        <w:pStyle w:val="BodyText"/>
-      </w:pPr>
-      <w:r>
-        <w:t xml:space="preserve">도윤: 정 팀장님이 러시아어로 말씀하셨어요. 직접. 저녁마다 러시아어를 배우세요.</w:t>
+        <w:t xml:space="preserve">도윤: 그건 정 팀장님 질문이 아니라 영업부 질문이야: 누가 이 로트를 유럽에서 샀고 그다음 어디로 갔는지. 거기 우리 파트너가 있을 수도 있어서 아주 조심해야 해.</w:t>
+      </w:r>
+    </w:p>
+    <w:p>
+      <w:pPr>
+        <w:pStyle w:val="BodyText"/>
+      </w:pPr>
+      <w:r>
+        <w:t xml:space="preserve">알렉세이: 그거 알아봐 줄 수 있어?</w:t>
+      </w:r>
+    </w:p>
+    <w:p>
+      <w:pPr>
+        <w:pStyle w:val="BodyText"/>
+      </w:pPr>
+      <w:r>
+        <w:t xml:space="preserve">도윤: 알아볼게. 하지만 오늘은 아니야. 대표님 말씀이, 사실 먼저 이름은 나중이래.</w:t>
+      </w:r>
+    </w:p>
+    <w:p>
+      <w:pPr>
+        <w:pStyle w:val="BodyText"/>
+      </w:pPr>
+      <w:r>
+        <w:t xml:space="preserve">이리나: 우리랑 똑같네요. 좋아요, 먼저 위조품을 처리하고 그다음에 「회색」이지만 진짜인 걸 보죠.</w:t>
+      </w:r>
+    </w:p>
+    <w:p>
+      <w:pPr>
+        <w:pStyle w:val="BodyText"/>
+      </w:pPr>
+      <w:r>
+        <w:t xml:space="preserve">소희: 문제가 두 개예요. 하나는 도둑, 다른 하나는 구멍. 서로 다른 문제예요.</w:t>
+      </w:r>
+    </w:p>
+    <w:p>
+      <w:pPr>
+        <w:pStyle w:val="BodyText"/>
+      </w:pPr>
+      <w:r>
+        <w:t xml:space="preserve">도윤: 정 팀장님이 직접 러시아어로 말씀하셨어요. 퇴근 후 저녁마다 러시아어를 배우세요.</w:t>
       </w:r>
     </w:p>
     <w:bookmarkEnd w:id="35"/>
@@ -4290,135 +4290,135 @@
         <w:pStyle w:val="FirstParagraph"/>
       </w:pPr>
       <w:r>
-        <w:t xml:space="preserve">갈리예프: 앉으세요. 성적서는 테이블 위에. 직접 읽으실래요, 읽어 드릴까요?</w:t>
-      </w:r>
-    </w:p>
-    <w:p>
-      <w:pPr>
-        <w:pStyle w:val="BodyText"/>
-      </w:pPr>
-      <w:r>
-        <w:t xml:space="preserve">올가: 읽어 주세요, 티무르 일다로비치. 우린 읽는 것보다 듣는 걸 잘해요.</w:t>
-      </w:r>
-    </w:p>
-    <w:p>
-      <w:pPr>
-        <w:pStyle w:val="BodyText"/>
-      </w:pPr>
-      <w:r>
-        <w:t xml:space="preserve">갈리예프: 시료 「C」. 표시: 히알루론산 1mL당 20mg. 검출 — 12.</w:t>
-      </w:r>
-    </w:p>
-    <w:p>
-      <w:pPr>
-        <w:pStyle w:val="BodyText"/>
-      </w:pPr>
-      <w:r>
-        <w:t xml:space="preserve">이리나: 거의 절반이네요.</w:t>
-      </w:r>
-    </w:p>
-    <w:p>
-      <w:pPr>
-        <w:pStyle w:val="BodyText"/>
-      </w:pPr>
-      <w:r>
-        <w:t xml:space="preserve">갈리예프: 그다음이 더 나빠요. 가교제 잔류량 — 기준의 네 배. 젤을 붙잡아 주는 성분이에요. 많고 세척이 안 돼 있으면 조직이 반응해요. 부기, 결절, 염증. 몇 달씩.</w:t>
-      </w:r>
-    </w:p>
-    <w:p>
-      <w:pPr>
-        <w:pStyle w:val="BodyText"/>
-      </w:pPr>
-      <w:r>
-        <w:t xml:space="preserve">알렉세이: 결절. 크리스티나의 환자들처럼.</w:t>
-      </w:r>
-    </w:p>
-    <w:p>
-      <w:pPr>
-        <w:pStyle w:val="BodyText"/>
-      </w:pPr>
-      <w:r>
-        <w:t xml:space="preserve">갈리예프: 크리스티나의 환자들은 몰라요. 난 시료 「C」를 알아요. 섞지 마세요.</w:t>
-      </w:r>
-    </w:p>
-    <w:p>
-      <w:pPr>
-        <w:pStyle w:val="BodyText"/>
-      </w:pPr>
-      <w:r>
-        <w:t xml:space="preserve">알렉세이: 죄송해요. 시료 「C」.</w:t>
-      </w:r>
-    </w:p>
-    <w:p>
-      <w:pPr>
-        <w:pStyle w:val="BodyText"/>
-      </w:pPr>
-      <w:r>
-        <w:t xml:space="preserve">갈리예프: 무균 검사는 — 일주일 더, 배양이 느려요. 내독소 — 기준 초과. 재앙은 아니에요. 하지만 이런 걸 얼굴에 놓으면 안 돼요. 난 팔에도 안 놓겠어요.</w:t>
-      </w:r>
-    </w:p>
-    <w:p>
-      <w:pPr>
-        <w:pStyle w:val="BodyText"/>
-      </w:pPr>
-      <w:r>
-        <w:t xml:space="preserve">올가: 「D」는요?</w:t>
-      </w:r>
-    </w:p>
-    <w:p>
-      <w:pPr>
-        <w:pStyle w:val="BodyText"/>
-      </w:pPr>
-      <w:r>
-        <w:t xml:space="preserve">갈리예프: 「D」도 같아요. 한 배치. 한 부엌.</w:t>
-      </w:r>
-    </w:p>
-    <w:p>
-      <w:pPr>
-        <w:pStyle w:val="BodyText"/>
-      </w:pPr>
-      <w:r>
-        <w:t xml:space="preserve">디마: 「A」는요? 로트 2311은요?</w:t>
-      </w:r>
-    </w:p>
-    <w:p>
-      <w:pPr>
-        <w:pStyle w:val="BodyText"/>
-      </w:pPr>
-      <w:r>
-        <w:t xml:space="preserve">갈리예프: 시료 「A」는 — 정상. 20mg, 가교제 잔류 정상, 내독소 정상. 정품 젤이에요. 가져오신 창고의 대조 시료와 같아요.</w:t>
-      </w:r>
-    </w:p>
-    <w:p>
-      <w:pPr>
-        <w:pStyle w:val="BodyText"/>
-      </w:pPr>
-      <w:r>
-        <w:t xml:space="preserve">이리나: 그럼 정직하게: 「A」는 진짜지만 회색으로 들어왔다. 「C」는 가짜고, 어떻게 들어왔는지 모른다.</w:t>
-      </w:r>
-    </w:p>
-    <w:p>
-      <w:pPr>
-        <w:pStyle w:val="BodyText"/>
-      </w:pPr>
-      <w:r>
-        <w:t xml:space="preserve">갈리예프: 그건 여러분의 결론이에요. 내 건 성적서에 있어요. 내가 쓸 수 있는 단어는 이거예요.</w:t>
-      </w:r>
-    </w:p>
-    <w:p>
-      <w:pPr>
-        <w:pStyle w:val="BodyText"/>
-      </w:pPr>
-      <w:r>
-        <w:t xml:space="preserve">올가: 어떤 단어요?</w:t>
-      </w:r>
-    </w:p>
-    <w:p>
-      <w:pPr>
-        <w:pStyle w:val="BodyText"/>
-      </w:pPr>
-      <w:r>
-        <w:t xml:space="preserve">갈리예프: 「표시된 성분과 일치하지 않음」. 그건 한 가지를 뜻해요: 위조품. 하지만 「위조품」이라는 말은 법원이 해요. 내가 아니라.</w:t>
+        <w:t xml:space="preserve">갈리예프: 앉으세요. 성적서는 테이블 위에 있어요. 직접 읽으실래요, 아니면 소리 내서 읽어 드릴까요?</w:t>
+      </w:r>
+    </w:p>
+    <w:p>
+      <w:pPr>
+        <w:pStyle w:val="BodyText"/>
+      </w:pPr>
+      <w:r>
+        <w:t xml:space="preserve">올가: 읽어 주세요, 티무르 일다로비치. 우린 읽는 것보다 듣는 걸 잘해요, 특히 오늘 같은 날엔.</w:t>
+      </w:r>
+    </w:p>
+    <w:p>
+      <w:pPr>
+        <w:pStyle w:val="BodyText"/>
+      </w:pPr>
+      <w:r>
+        <w:t xml:space="preserve">갈리예프: 시료 「C」. 표시: 히알루론산 1mL당 20mg. 그런데 검출된 건 12뿐이에요.</w:t>
+      </w:r>
+    </w:p>
+    <w:p>
+      <w:pPr>
+        <w:pStyle w:val="BodyText"/>
+      </w:pPr>
+      <w:r>
+        <w:t xml:space="preserve">이리나: 표시된 것의 거의 절반이네요.</w:t>
+      </w:r>
+    </w:p>
+    <w:p>
+      <w:pPr>
+        <w:pStyle w:val="BodyText"/>
+      </w:pPr>
+      <w:r>
+        <w:t xml:space="preserve">갈리예프: 그다음이 더 나빠요. 가교제 잔류량이 기준의 네 배예요. 젤을 붙잡아 주는 성분이죠. 많고 세척이 잘 안 돼 있으면 조직이 반응해요: 부기, 결절, 염증. 그게 몇 달씩 갈 수 있어요.</w:t>
+      </w:r>
+    </w:p>
+    <w:p>
+      <w:pPr>
+        <w:pStyle w:val="BodyText"/>
+      </w:pPr>
+      <w:r>
+        <w:t xml:space="preserve">알렉세이: 결절… 크리스티나의 환자들과 똑같네요.</w:t>
+      </w:r>
+    </w:p>
+    <w:p>
+      <w:pPr>
+        <w:pStyle w:val="BodyText"/>
+      </w:pPr>
+      <w:r>
+        <w:t xml:space="preserve">갈리예프: 크리스티나의 환자들은 몰라요, 난 시료 「C」를 알아요. 둘을 섞지 마세요.</w:t>
+      </w:r>
+    </w:p>
+    <w:p>
+      <w:pPr>
+        <w:pStyle w:val="BodyText"/>
+      </w:pPr>
+      <w:r>
+        <w:t xml:space="preserve">알렉세이: 죄송해요, 맞는 말씀이에요. 시료 「C」만이요.</w:t>
+      </w:r>
+    </w:p>
+    <w:p>
+      <w:pPr>
+        <w:pStyle w:val="BodyText"/>
+      </w:pPr>
+      <w:r>
+        <w:t xml:space="preserve">갈리예프: 무균 검사 결과는 배양이 느려서 일주일 더 걸려요. 내독소는 기준 초과예요. 재앙은 아니지만 이런 걸 얼굴에 놓으면 안 돼요. 난 팔에도 안 놓겠어요.</w:t>
+      </w:r>
+    </w:p>
+    <w:p>
+      <w:pPr>
+        <w:pStyle w:val="BodyText"/>
+      </w:pPr>
+      <w:r>
+        <w:t xml:space="preserve">올가: 시료 「D」는요?</w:t>
+      </w:r>
+    </w:p>
+    <w:p>
+      <w:pPr>
+        <w:pStyle w:val="BodyText"/>
+      </w:pPr>
+      <w:r>
+        <w:t xml:space="preserve">갈리예프: 「D」도 다 같아요. 한 배치, 말하자면 한 부엌이에요.</w:t>
+      </w:r>
+    </w:p>
+    <w:p>
+      <w:pPr>
+        <w:pStyle w:val="BodyText"/>
+      </w:pPr>
+      <w:r>
+        <w:t xml:space="preserve">디마: 시료 「A」는요? 로트 2311에서 나온 거요.</w:t>
+      </w:r>
+    </w:p>
+    <w:p>
+      <w:pPr>
+        <w:pStyle w:val="BodyText"/>
+      </w:pPr>
+      <w:r>
+        <w:t xml:space="preserve">갈리예프: 시료 「A」는 정상이에요. 20mg, 가교제 잔류 정상, 내독소 정상. 정품 젤이고, 비교용으로 가져오신 창고의 대조 시료와 같아요.</w:t>
+      </w:r>
+    </w:p>
+    <w:p>
+      <w:pPr>
+        <w:pStyle w:val="BodyText"/>
+      </w:pPr>
+      <w:r>
+        <w:t xml:space="preserve">이리나: 그럼 정직하게 말해서, 「A」는 진짜지만 회색으로 들어왔고, 「C」는 가짜고 어떻게 들어왔는지 모르는 거네요.</w:t>
+      </w:r>
+    </w:p>
+    <w:p>
+      <w:pPr>
+        <w:pStyle w:val="BodyText"/>
+      </w:pPr>
+      <w:r>
+        <w:t xml:space="preserve">갈리예프: 그건 여러분의 결론이고, 내 결론은 성적서에 있어요. 내가 쓸 수 있는 단어는 이거예요.</w:t>
+      </w:r>
+    </w:p>
+    <w:p>
+      <w:pPr>
+        <w:pStyle w:val="BodyText"/>
+      </w:pPr>
+      <w:r>
+        <w:t xml:space="preserve">올가: 그게 어떤 단어인데요?</w:t>
+      </w:r>
+    </w:p>
+    <w:p>
+      <w:pPr>
+        <w:pStyle w:val="BodyText"/>
+      </w:pPr>
+      <w:r>
+        <w:t xml:space="preserve">갈리예프: 「표시된 성분과 일치하지 않음」. 그건 한 가지를 뜻해요: 위조품. 하지만 「위조품」이라는 말은 내가 아니라 법원이 해요.</w:t>
       </w:r>
     </w:p>
     <w:p>
@@ -4434,39 +4434,39 @@
         <w:pStyle w:val="BodyText"/>
       </w:pPr>
       <w:r>
-        <w:t xml:space="preserve">갈리예프: 시험소로서 아는 건 하나예요: 성적서에 서명했다는 것. 그걸로 뭘 할지는 — 직접 정하세요. 니나 아르카디예브나가 그 질문을 하실 거라고 미리 말해 줬어요. 다만 빨리 정하세요. 그 주사기들은 지금 누군가의 장 안에 있어요.</w:t>
-      </w:r>
-    </w:p>
-    <w:p>
-      <w:pPr>
-        <w:pStyle w:val="BodyText"/>
-      </w:pPr>
-      <w:r>
-        <w:t xml:space="preserve">올가: 얼마나 있을까요? 티무르 일다로비치, 대충이라도.</w:t>
-      </w:r>
-    </w:p>
-    <w:p>
-      <w:pPr>
-        <w:pStyle w:val="BodyText"/>
-      </w:pPr>
-      <w:r>
-        <w:t xml:space="preserve">갈리예프: 난 짐작하지 않아요. 계산하죠. 계산은 여러분이 하세요. 번호가 있잖아요.</w:t>
-      </w:r>
-    </w:p>
-    <w:p>
-      <w:pPr>
-        <w:pStyle w:val="BodyText"/>
-      </w:pPr>
-      <w:r>
-        <w:t xml:space="preserve">이리나: 번호는 있어요. 그런데 그들이 우리 번호를 복사해요. 그럼 쓰레기장으로 세야 해요.</w:t>
-      </w:r>
-    </w:p>
-    <w:p>
-      <w:pPr>
-        <w:pStyle w:val="BodyText"/>
-      </w:pPr>
-      <w:r>
-        <w:t xml:space="preserve">키릴: 아니면 채널로요. 크리스티나 채널엔 얼마나 팔렸는지 써 있어요.</w:t>
+        <w:t xml:space="preserve">갈리예프: 시험소로서 아는 건 하나예요: 성적서에 서명했다는 것. 그걸로 뭘 할지는 직접 정하세요. 니나 아르카디예브나가 그 질문을 하실 거라고 미리 말해 줬어요. 다만 빨리 정하세요, 그 주사기들은 지금 누군가의 장 안에 있으니까요.</w:t>
+      </w:r>
+    </w:p>
+    <w:p>
+      <w:pPr>
+        <w:pStyle w:val="BodyText"/>
+      </w:pPr>
+      <w:r>
+        <w:t xml:space="preserve">올가: 그게 얼마나 있을까요, 티무르 일다로비치? 대충이라도요.</w:t>
+      </w:r>
+    </w:p>
+    <w:p>
+      <w:pPr>
+        <w:pStyle w:val="BodyText"/>
+      </w:pPr>
+      <w:r>
+        <w:t xml:space="preserve">갈리예프: 난 짐작하지 않고 계산해요. 계산은 여러분이 해야죠, 번호는 여러분한테 있으니까.</w:t>
+      </w:r>
+    </w:p>
+    <w:p>
+      <w:pPr>
+        <w:pStyle w:val="BodyText"/>
+      </w:pPr>
+      <w:r>
+        <w:t xml:space="preserve">이리나: 번호는 있지만 그들이 우리 번호를 복사해요. 그럼 쓰레기장으로 세야 해요.</w:t>
+      </w:r>
+    </w:p>
+    <w:p>
+      <w:pPr>
+        <w:pStyle w:val="BodyText"/>
+      </w:pPr>
+      <w:r>
+        <w:t xml:space="preserve">키릴: 아니면 채널로요. 크리스티나 채널엔 얼마나 팔렸는지 써 있으니까요.</w:t>
       </w:r>
     </w:p>
     <w:p>
@@ -4482,7 +4482,7 @@
         <w:pStyle w:val="BodyText"/>
       </w:pPr>
       <w:r>
-        <w:t xml:space="preserve">알렉세이: 감사합니다, 티무르 일다로비치. 코르닐로바에게 가겠어요. 직접 말씀드리려고요.</w:t>
+        <w:t xml:space="preserve">알렉세이: 감사합니다, 티무르 일다로비치. 지금 코르닐로바에게 가서 직접 다 말씀드릴게요.</w:t>
       </w:r>
     </w:p>
     <w:bookmarkEnd w:id="36"/>
@@ -4500,7 +4500,7 @@
         <w:pStyle w:val="FirstParagraph"/>
       </w:pPr>
       <w:r>
-        <w:t xml:space="preserve">이리나: 코르닐로바는 뭐래요?</w:t>
+        <w:t xml:space="preserve">이리나: 그래서 코르닐로바는 알고 나서 뭐래요?</w:t>
       </w:r>
     </w:p>
     <w:p>
@@ -4516,23 +4516,23 @@
         <w:pStyle w:val="BodyText"/>
       </w:pPr>
       <w:r>
-        <w:t xml:space="preserve">올가: 코르닐로바답네요. 도둑질도 칭찬으로 바꿔요.</w:t>
-      </w:r>
-    </w:p>
-    <w:p>
-      <w:pPr>
-        <w:pStyle w:val="BodyText"/>
-      </w:pPr>
-      <w:r>
-        <w:t xml:space="preserve">디마: 알렉세이 니콜라예비치, 보세요. 크리스티나 채널. 새 게시물. 한 시간 전.</w:t>
-      </w:r>
-    </w:p>
-    <w:p>
-      <w:pPr>
-        <w:pStyle w:val="BodyText"/>
-      </w:pPr>
-      <w:r>
-        <w:t xml:space="preserve">알렉세이: 읽어 봐요.</w:t>
+        <w:t xml:space="preserve">올가: 정말 코르닐로바답네요. 도둑질도 칭찬으로 바꿀 줄 알아요.</w:t>
+      </w:r>
+    </w:p>
+    <w:p>
+      <w:pPr>
+        <w:pStyle w:val="BodyText"/>
+      </w:pPr>
+      <w:r>
+        <w:t xml:space="preserve">디마: 알렉세이 니콜라예비치, 크리스티나 채널 좀 보세요. 한 시간 전에 새 게시물이 올라왔어요.</w:t>
+      </w:r>
+    </w:p>
+    <w:p>
+      <w:pPr>
+        <w:pStyle w:val="BodyText"/>
+      </w:pPr>
+      <w:r>
+        <w:t xml:space="preserve">알렉세이: 소리 내서 읽어 줘요.</w:t>
       </w:r>
     </w:p>
     <w:p>
@@ -4548,71 +4548,71 @@
         <w:pStyle w:val="BodyText"/>
       </w:pPr>
       <w:r>
-        <w:t xml:space="preserve">이리나: 「확인 통과」. 우리 상담선을 알고 있어요.</w:t>
-      </w:r>
-    </w:p>
-    <w:p>
-      <w:pPr>
-        <w:pStyle w:val="BodyText"/>
-      </w:pPr>
-      <w:r>
-        <w:t xml:space="preserve">올가: 의사들보다 우리 편지를 더 꼼꼼히 읽네요.</w:t>
-      </w:r>
-    </w:p>
-    <w:p>
-      <w:pPr>
-        <w:pStyle w:val="BodyText"/>
-      </w:pPr>
-      <w:r>
-        <w:t xml:space="preserve">키릴: 크리스티나가 쓴 거예요? 직접?</w:t>
-      </w:r>
-    </w:p>
-    <w:p>
-      <w:pPr>
-        <w:pStyle w:val="BodyText"/>
-      </w:pPr>
-      <w:r>
-        <w:t xml:space="preserve">디마: 게시물 서명이 「관리팀」이에요. 크리스티나가 아니고. 전엔 늘 크리스티나였는데.</w:t>
-      </w:r>
-    </w:p>
-    <w:p>
-      <w:pPr>
-        <w:pStyle w:val="BodyText"/>
-      </w:pPr>
-      <w:r>
-        <w:t xml:space="preserve">알렉세이: 그럼 채널이 이제 그 사람 혼자 것이 아니라는 거지. 누군가 옆에 앉아 있어.</w:t>
-      </w:r>
-    </w:p>
-    <w:p>
-      <w:pPr>
-        <w:pStyle w:val="BodyText"/>
-      </w:pPr>
-      <w:r>
-        <w:t xml:space="preserve">이리나: 남의 젤에 우리 번호. 이건 더 이상 회색 시장이 아니에요. 남의 손에 들린 우리 이름이에요. 그런 주사기로 결절이 생긴 환자는 모두 우리 탓이라고 생각할 거예요.</w:t>
-      </w:r>
-    </w:p>
-    <w:p>
-      <w:pPr>
-        <w:pStyle w:val="BodyText"/>
-      </w:pPr>
-      <w:r>
-        <w:t xml:space="preserve">올가: 20년 동안 등록증 번호를 전문가들로부터 지켰어요. 이젠 — 쓰레기장으로부터.</w:t>
-      </w:r>
-    </w:p>
-    <w:p>
-      <w:pPr>
-        <w:pStyle w:val="BodyText"/>
-      </w:pPr>
-      <w:r>
-        <w:t xml:space="preserve">알렉세이: 내일 9시. 모두. 자이체프도 불러요. 성적서를 어디로 가져갈지 정하죠.</w:t>
-      </w:r>
-    </w:p>
-    <w:p>
-      <w:pPr>
-        <w:pStyle w:val="BodyText"/>
-      </w:pPr>
-      <w:r>
-        <w:t xml:space="preserve">이리나: 두 가지 안을 준비할게요. 숫자와 함께. 각각의 위험과 함께.</w:t>
+        <w:t xml:space="preserve">이리나: 「확인 통과」라… 우리 상담선을 알고 있다는 거네요.</w:t>
+      </w:r>
+    </w:p>
+    <w:p>
+      <w:pPr>
+        <w:pStyle w:val="BodyText"/>
+      </w:pPr>
+      <w:r>
+        <w:t xml:space="preserve">올가: 의사들보다 우리 편지를 더 꼼꼼히 읽는 것 같네요.</w:t>
+      </w:r>
+    </w:p>
+    <w:p>
+      <w:pPr>
+        <w:pStyle w:val="BodyText"/>
+      </w:pPr>
+      <w:r>
+        <w:t xml:space="preserve">키릴: 이거 크리스티나가 쓴 거예요? 직접?</w:t>
+      </w:r>
+    </w:p>
+    <w:p>
+      <w:pPr>
+        <w:pStyle w:val="BodyText"/>
+      </w:pPr>
+      <w:r>
+        <w:t xml:space="preserve">디마: 게시물 서명이 크리스티나가 아니라 「관리팀」이에요. 전엔 늘 크리스티나가 서명했는데.</w:t>
+      </w:r>
+    </w:p>
+    <w:p>
+      <w:pPr>
+        <w:pStyle w:val="BodyText"/>
+      </w:pPr>
+      <w:r>
+        <w:t xml:space="preserve">알렉세이: 그럼 채널이 이제 그 사람 혼자 것이 아니고, 누군가 옆에 앉아 있다는 거지.</w:t>
+      </w:r>
+    </w:p>
+    <w:p>
+      <w:pPr>
+        <w:pStyle w:val="BodyText"/>
+      </w:pPr>
+      <w:r>
+        <w:t xml:space="preserve">이리나: 남의 젤에 우리 번호가 붙어 있어요. 이건 더 이상 회색 시장이 아니라 남의 손에 들린 우리 이름이에요. 그런 주사기로 결절이 생긴 환자는 모두 바로 우리 탓이라고 생각할 거예요.</w:t>
+      </w:r>
+    </w:p>
+    <w:p>
+      <w:pPr>
+        <w:pStyle w:val="BodyText"/>
+      </w:pPr>
+      <w:r>
+        <w:t xml:space="preserve">올가: 20년 동안 등록증 번호를 전문가들로부터 지켰는데, 이젠 쓰레기장으로부터 지켜야 하네요.</w:t>
+      </w:r>
+    </w:p>
+    <w:p>
+      <w:pPr>
+        <w:pStyle w:val="BodyText"/>
+      </w:pPr>
+      <w:r>
+        <w:t xml:space="preserve">알렉세이: 내일 9시에 모두 모여요. 자이체프도 불러요. 성적서를 어디로 가져갈지 정하죠.</w:t>
+      </w:r>
+    </w:p>
+    <w:p>
+      <w:pPr>
+        <w:pStyle w:val="BodyText"/>
+      </w:pPr>
+      <w:r>
+        <w:t xml:space="preserve">이리나: 두 가지 안을 준비할게요. 숫자와 각각의 위험까지 같이요.</w:t>
       </w:r>
     </w:p>
     <w:bookmarkEnd w:id="37"/>
